--- a/Nhom5_VR2_BaoCao_QuanLyGiaoHang_VehicleRental.docx
+++ b/Nhom5_VR2_BaoCao_QuanLyGiaoHang_VehicleRental.docx
@@ -51,6 +51,13 @@
         </w:rPr>
         <w:t xml:space="preserve"> </w:t>
       </w:r>
+      <w:r>
+        <w:rPr>
+          <w:sz w:val="26"/>
+          <w:szCs w:val="26"/>
+        </w:rPr>
+        <w:t>Vũ Thị Trà</w:t>
+      </w:r>
     </w:p>
     <w:p>
       <w:pPr>
@@ -160,6 +167,20 @@
         </w:rPr>
         <w:t xml:space="preserve">1/ </w:t>
       </w:r>
+      <w:r>
+        <w:rPr>
+          <w:sz w:val="26"/>
+          <w:szCs w:val="26"/>
+        </w:rPr>
+        <w:t>Phạm Thị Phương Linh (Trưởng nhóm)</w:t>
+      </w:r>
+      <w:r>
+        <w:rPr>
+          <w:sz w:val="26"/>
+          <w:szCs w:val="26"/>
+        </w:rPr>
+        <w:t xml:space="preserve"> – 20%</w:t>
+      </w:r>
     </w:p>
     <w:p>
       <w:pPr>
@@ -176,6 +197,20 @@
         </w:rPr>
         <w:t xml:space="preserve">2/ </w:t>
       </w:r>
+      <w:r>
+        <w:rPr>
+          <w:sz w:val="26"/>
+          <w:szCs w:val="26"/>
+        </w:rPr>
+        <w:t>Nguyễn Thị Cẩm Tiên</w:t>
+      </w:r>
+      <w:r>
+        <w:rPr>
+          <w:sz w:val="26"/>
+          <w:szCs w:val="26"/>
+        </w:rPr>
+        <w:t xml:space="preserve"> – 20%</w:t>
+      </w:r>
     </w:p>
     <w:p>
       <w:pPr>
@@ -192,6 +227,20 @@
         </w:rPr>
         <w:t xml:space="preserve">3/ </w:t>
       </w:r>
+      <w:r>
+        <w:rPr>
+          <w:sz w:val="26"/>
+          <w:szCs w:val="26"/>
+        </w:rPr>
+        <w:t>Siu Yang Ly</w:t>
+      </w:r>
+      <w:r>
+        <w:rPr>
+          <w:sz w:val="26"/>
+          <w:szCs w:val="26"/>
+        </w:rPr>
+        <w:t xml:space="preserve"> – 20%</w:t>
+      </w:r>
     </w:p>
     <w:p>
       <w:pPr>
@@ -208,6 +257,20 @@
         </w:rPr>
         <w:t xml:space="preserve">4/ </w:t>
       </w:r>
+      <w:r>
+        <w:rPr>
+          <w:sz w:val="26"/>
+          <w:szCs w:val="26"/>
+        </w:rPr>
+        <w:t>Ngô Nguyên Ngọc</w:t>
+      </w:r>
+      <w:r>
+        <w:rPr>
+          <w:sz w:val="26"/>
+          <w:szCs w:val="26"/>
+        </w:rPr>
+        <w:t xml:space="preserve"> – 20%</w:t>
+      </w:r>
     </w:p>
     <w:p>
       <w:pPr>
@@ -224,31 +287,110 @@
         </w:rPr>
         <w:t>5/</w:t>
       </w:r>
-    </w:p>
-    <w:p>
-      <w:pPr>
+      <w:r>
+        <w:rPr>
+          <w:sz w:val="26"/>
+          <w:szCs w:val="26"/>
+        </w:rPr>
+        <w:t xml:space="preserve"> </w:t>
+      </w:r>
+      <w:r>
+        <w:rPr>
+          <w:sz w:val="26"/>
+          <w:szCs w:val="26"/>
+        </w:rPr>
+        <w:t>P</w:t>
+      </w:r>
+      <w:r>
+        <w:rPr>
+          <w:sz w:val="26"/>
+          <w:szCs w:val="26"/>
+        </w:rPr>
+        <w:t>hommaket</w:t>
+      </w:r>
+      <w:r>
+        <w:rPr>
+          <w:sz w:val="26"/>
+          <w:szCs w:val="26"/>
+        </w:rPr>
+        <w:t xml:space="preserve"> H</w:t>
+      </w:r>
+      <w:r>
+        <w:rPr>
+          <w:sz w:val="26"/>
+          <w:szCs w:val="26"/>
+        </w:rPr>
+        <w:t>atsady</w:t>
+      </w:r>
+      <w:r>
+        <w:rPr>
+          <w:sz w:val="26"/>
+          <w:szCs w:val="26"/>
+        </w:rPr>
+        <w:t xml:space="preserve"> – 20%</w:t>
+      </w:r>
+    </w:p>
+    <w:p>
+      <w:pPr>
+        <w:pStyle w:val="NormalWeb"/>
+        <w:rPr>
+          <w:sz w:val="26"/>
+          <w:szCs w:val="26"/>
+        </w:rPr>
+      </w:pPr>
+    </w:p>
+    <w:p>
+      <w:pPr>
+        <w:pStyle w:val="NormalWeb"/>
         <w:jc w:val="center"/>
         <w:rPr>
-          <w:sz w:val="32"/>
-          <w:szCs w:val="32"/>
-        </w:rPr>
-      </w:pPr>
-      <w:r>
-        <w:rPr>
-          <w:sz w:val="32"/>
-          <w:szCs w:val="32"/>
-        </w:rPr>
-        <w:t>PHÂN TÍCH YÊU CẦU HỆ THỐNG</w:t>
+          <w:b/>
+          <w:bCs/>
+          <w:sz w:val="36"/>
+          <w:szCs w:val="36"/>
+        </w:rPr>
+      </w:pPr>
+      <w:r>
+        <w:rPr>
+          <w:b/>
+          <w:bCs/>
+          <w:sz w:val="36"/>
+          <w:szCs w:val="36"/>
+        </w:rPr>
+        <w:t>Bài giữa kỳ: Phân tích và thiết kế</w:t>
       </w:r>
     </w:p>
     <w:p>
       <w:pPr>
         <w:pStyle w:val="NormalWeb"/>
-        <w:rPr>
-          <w:sz w:val="26"/>
-          <w:szCs w:val="26"/>
-        </w:rPr>
-      </w:pPr>
+        <w:jc w:val="center"/>
+        <w:rPr>
+          <w:b/>
+          <w:bCs/>
+          <w:sz w:val="36"/>
+          <w:szCs w:val="36"/>
+        </w:rPr>
+      </w:pPr>
+    </w:p>
+    <w:p>
+      <w:pPr>
+        <w:pStyle w:val="NormalWeb"/>
+        <w:rPr>
+          <w:b/>
+          <w:bCs/>
+          <w:sz w:val="30"/>
+          <w:szCs w:val="30"/>
+        </w:rPr>
+      </w:pPr>
+      <w:r>
+        <w:rPr>
+          <w:b/>
+          <w:bCs/>
+          <w:sz w:val="30"/>
+          <w:szCs w:val="30"/>
+        </w:rPr>
+        <w:t xml:space="preserve">USER STORY: </w:t>
+      </w:r>
     </w:p>
     <w:p>
       <w:pPr>
@@ -263,17 +405,10 @@
         <w:rPr>
           <w:b/>
           <w:bCs/>
-          <w:sz w:val="32"/>
-          <w:szCs w:val="32"/>
-        </w:rPr>
-        <w:t>I/</w:t>
-      </w:r>
-      <w:r>
-        <w:rPr>
-          <w:sz w:val="32"/>
-          <w:szCs w:val="32"/>
-        </w:rPr>
-        <w:t xml:space="preserve"> </w:t>
+          <w:sz w:val="28"/>
+          <w:szCs w:val="28"/>
+        </w:rPr>
+        <w:t>I</w:t>
       </w:r>
       <w:r>
         <w:rPr>
@@ -282,493 +417,7 @@
           <w:sz w:val="28"/>
           <w:szCs w:val="28"/>
         </w:rPr>
-        <w:t>Khái niệm User Stor</w:t>
-      </w:r>
-      <w:r>
-        <w:rPr>
-          <w:b/>
-          <w:bCs/>
-          <w:sz w:val="28"/>
-          <w:szCs w:val="28"/>
-        </w:rPr>
-        <w:t>y</w:t>
-      </w:r>
-    </w:p>
-    <w:p>
-      <w:pPr>
-        <w:pStyle w:val="ListParagraph"/>
-        <w:numPr>
-          <w:ilvl w:val="0"/>
-          <w:numId w:val="3"/>
-        </w:numPr>
-        <w:rPr>
-          <w:b/>
-          <w:bCs/>
-          <w:sz w:val="28"/>
-          <w:szCs w:val="28"/>
-        </w:rPr>
-      </w:pPr>
-      <w:r>
-        <w:rPr>
-          <w:b/>
-          <w:bCs/>
-          <w:sz w:val="28"/>
-          <w:szCs w:val="28"/>
-        </w:rPr>
-        <w:t>Khái niệm:</w:t>
-      </w:r>
-    </w:p>
-    <w:p>
-      <w:pPr>
-        <w:pStyle w:val="ListParagraph"/>
-        <w:rPr>
-          <w:szCs w:val="26"/>
-        </w:rPr>
-      </w:pPr>
-      <w:r>
-        <w:rPr>
-          <w:rStyle w:val="Strong"/>
-          <w:szCs w:val="26"/>
-        </w:rPr>
-        <w:t>User Story (câu chuyện người dùng)</w:t>
-      </w:r>
-      <w:r>
-        <w:rPr>
-          <w:szCs w:val="26"/>
-        </w:rPr>
-        <w:t xml:space="preserve"> là mô tả ngắn gọn, đơn giản về một chức năng của phần mềm dưới góc nhìn của người dùng cuối. User Story giúp nhóm phát triển hiểu rõ người dùng là ai, người dùng muốn thực hiện chức năng gì và mục đích của chức năng đó.</w:t>
-      </w:r>
-    </w:p>
-    <w:p>
-      <w:pPr>
-        <w:pStyle w:val="ListParagraph"/>
-        <w:rPr>
-          <w:szCs w:val="26"/>
-        </w:rPr>
-      </w:pPr>
-    </w:p>
-    <w:p>
-      <w:pPr>
-        <w:pStyle w:val="ListParagraph"/>
-        <w:numPr>
-          <w:ilvl w:val="0"/>
-          <w:numId w:val="3"/>
-        </w:numPr>
-        <w:rPr>
-          <w:b/>
-          <w:bCs/>
-          <w:sz w:val="28"/>
-          <w:szCs w:val="28"/>
-        </w:rPr>
-      </w:pPr>
-      <w:r>
-        <w:rPr>
-          <w:b/>
-          <w:bCs/>
-          <w:sz w:val="28"/>
-          <w:szCs w:val="28"/>
-        </w:rPr>
-        <w:t>Cấu trúc</w:t>
-      </w:r>
-      <w:r>
-        <w:rPr>
-          <w:b/>
-          <w:bCs/>
-          <w:sz w:val="28"/>
-          <w:szCs w:val="28"/>
-        </w:rPr>
-        <w:t>:</w:t>
-      </w:r>
-    </w:p>
-    <w:p>
-      <w:pPr>
-        <w:pStyle w:val="ListParagraph"/>
-      </w:pPr>
-      <w:r>
-        <w:t>Với vai trò là [đối tượng người dùng], tôi muốn [hành động/chức năng], để [mục đích/lợi ích].</w:t>
-      </w:r>
-    </w:p>
-    <w:p>
-      <w:pPr>
-        <w:pStyle w:val="ListParagraph"/>
-      </w:pPr>
-    </w:p>
-    <w:p>
-      <w:pPr>
-        <w:pStyle w:val="ListParagraph"/>
-      </w:pPr>
-    </w:p>
-    <w:p>
-      <w:pPr>
-        <w:pStyle w:val="ListParagraph"/>
-      </w:pPr>
-    </w:p>
-    <w:p>
-      <w:pPr>
-        <w:pStyle w:val="ListParagraph"/>
-      </w:pPr>
-    </w:p>
-    <w:p>
-      <w:pPr>
-        <w:pStyle w:val="ListParagraph"/>
-      </w:pPr>
-    </w:p>
-    <w:p>
-      <w:pPr>
-        <w:pStyle w:val="ListParagraph"/>
-      </w:pPr>
-    </w:p>
-    <w:p>
-      <w:pPr>
-        <w:pStyle w:val="ListParagraph"/>
-      </w:pPr>
-    </w:p>
-    <w:tbl>
-      <w:tblPr>
-        <w:tblStyle w:val="TableGrid"/>
-        <w:tblW w:w="8364" w:type="dxa"/>
-        <w:tblInd w:w="720" w:type="dxa"/>
-        <w:tblLook w:val="04A0" w:firstRow="1" w:lastRow="0" w:firstColumn="1" w:lastColumn="0" w:noHBand="0" w:noVBand="1"/>
-      </w:tblPr>
-      <w:tblGrid>
-        <w:gridCol w:w="1689"/>
-        <w:gridCol w:w="3915"/>
-        <w:gridCol w:w="2760"/>
-      </w:tblGrid>
-      <w:tr>
-        <w:trPr>
-          <w:trHeight w:val="582"/>
-        </w:trPr>
-        <w:tc>
-          <w:tcPr>
-            <w:tcW w:w="1689" w:type="dxa"/>
-          </w:tcPr>
-          <w:p>
-            <w:pPr>
-              <w:pStyle w:val="ListParagraph"/>
-              <w:ind w:left="0"/>
-              <w:jc w:val="center"/>
-              <w:rPr>
-                <w:szCs w:val="26"/>
-              </w:rPr>
-            </w:pPr>
-            <w:r>
-              <w:rPr>
-                <w:szCs w:val="26"/>
-              </w:rPr>
-              <w:lastRenderedPageBreak/>
-              <w:t>Thành phần</w:t>
-            </w:r>
-          </w:p>
-        </w:tc>
-        <w:tc>
-          <w:tcPr>
-            <w:tcW w:w="3915" w:type="dxa"/>
-          </w:tcPr>
-          <w:p>
-            <w:pPr>
-              <w:pStyle w:val="ListParagraph"/>
-              <w:ind w:left="0"/>
-              <w:jc w:val="center"/>
-              <w:rPr>
-                <w:szCs w:val="26"/>
-              </w:rPr>
-            </w:pPr>
-            <w:r>
-              <w:rPr>
-                <w:szCs w:val="26"/>
-              </w:rPr>
-              <w:t>Ý nghĩa</w:t>
-            </w:r>
-          </w:p>
-        </w:tc>
-        <w:tc>
-          <w:tcPr>
-            <w:tcW w:w="2760" w:type="dxa"/>
-          </w:tcPr>
-          <w:p>
-            <w:pPr>
-              <w:pStyle w:val="ListParagraph"/>
-              <w:ind w:left="0"/>
-              <w:jc w:val="center"/>
-              <w:rPr>
-                <w:szCs w:val="26"/>
-              </w:rPr>
-            </w:pPr>
-            <w:r>
-              <w:rPr>
-                <w:szCs w:val="26"/>
-              </w:rPr>
-              <w:t>Ví dụ</w:t>
-            </w:r>
-          </w:p>
-        </w:tc>
-      </w:tr>
-      <w:tr>
-        <w:trPr>
-          <w:trHeight w:val="593"/>
-        </w:trPr>
-        <w:tc>
-          <w:tcPr>
-            <w:tcW w:w="1689" w:type="dxa"/>
-          </w:tcPr>
-          <w:p>
-            <w:pPr>
-              <w:pStyle w:val="ListParagraph"/>
-              <w:ind w:left="0"/>
-              <w:jc w:val="center"/>
-              <w:rPr>
-                <w:szCs w:val="26"/>
-              </w:rPr>
-            </w:pPr>
-            <w:r>
-              <w:rPr>
-                <w:szCs w:val="26"/>
-              </w:rPr>
-              <w:t>Vai trò</w:t>
-            </w:r>
-          </w:p>
-        </w:tc>
-        <w:tc>
-          <w:tcPr>
-            <w:tcW w:w="3915" w:type="dxa"/>
-          </w:tcPr>
-          <w:p>
-            <w:pPr>
-              <w:pStyle w:val="ListParagraph"/>
-              <w:ind w:left="0"/>
-              <w:jc w:val="center"/>
-              <w:rPr>
-                <w:b/>
-                <w:bCs/>
-                <w:szCs w:val="26"/>
-              </w:rPr>
-            </w:pPr>
-            <w:r>
-              <w:rPr>
-                <w:szCs w:val="26"/>
-              </w:rPr>
-              <w:t>Xác định người sử dụng chức năng</w:t>
-            </w:r>
-          </w:p>
-        </w:tc>
-        <w:tc>
-          <w:tcPr>
-            <w:tcW w:w="2760" w:type="dxa"/>
-          </w:tcPr>
-          <w:p>
-            <w:pPr>
-              <w:pStyle w:val="ListParagraph"/>
-              <w:ind w:left="0"/>
-              <w:jc w:val="center"/>
-              <w:rPr>
-                <w:szCs w:val="26"/>
-              </w:rPr>
-            </w:pPr>
-            <w:r>
-              <w:rPr>
-                <w:szCs w:val="26"/>
-              </w:rPr>
-              <w:t>Khách hàng</w:t>
-            </w:r>
-          </w:p>
-        </w:tc>
-      </w:tr>
-      <w:tr>
-        <w:trPr>
-          <w:trHeight w:val="582"/>
-        </w:trPr>
-        <w:tc>
-          <w:tcPr>
-            <w:tcW w:w="1689" w:type="dxa"/>
-          </w:tcPr>
-          <w:p>
-            <w:pPr>
-              <w:pStyle w:val="ListParagraph"/>
-              <w:ind w:left="0"/>
-              <w:jc w:val="center"/>
-              <w:rPr>
-                <w:szCs w:val="26"/>
-              </w:rPr>
-            </w:pPr>
-            <w:r>
-              <w:rPr>
-                <w:szCs w:val="26"/>
-              </w:rPr>
-              <w:t>Hành động</w:t>
-            </w:r>
-          </w:p>
-        </w:tc>
-        <w:tc>
-          <w:tcPr>
-            <w:tcW w:w="3915" w:type="dxa"/>
-          </w:tcPr>
-          <w:p>
-            <w:pPr>
-              <w:pStyle w:val="ListParagraph"/>
-              <w:ind w:left="0"/>
-              <w:jc w:val="center"/>
-              <w:rPr>
-                <w:b/>
-                <w:bCs/>
-                <w:szCs w:val="26"/>
-              </w:rPr>
-            </w:pPr>
-            <w:r>
-              <w:rPr>
-                <w:szCs w:val="26"/>
-              </w:rPr>
-              <w:t>Xác định người dùng muốn làm gì</w:t>
-            </w:r>
-          </w:p>
-        </w:tc>
-        <w:tc>
-          <w:tcPr>
-            <w:tcW w:w="2760" w:type="dxa"/>
-          </w:tcPr>
-          <w:p>
-            <w:pPr>
-              <w:pStyle w:val="ListParagraph"/>
-              <w:ind w:left="0"/>
-              <w:jc w:val="center"/>
-              <w:rPr>
-                <w:szCs w:val="26"/>
-              </w:rPr>
-            </w:pPr>
-            <w:r>
-              <w:rPr>
-                <w:szCs w:val="26"/>
-              </w:rPr>
-              <w:t>Đặt thuê xe</w:t>
-            </w:r>
-          </w:p>
-        </w:tc>
-      </w:tr>
-      <w:tr>
-        <w:trPr>
-          <w:trHeight w:val="801"/>
-        </w:trPr>
-        <w:tc>
-          <w:tcPr>
-            <w:tcW w:w="1689" w:type="dxa"/>
-          </w:tcPr>
-          <w:p>
-            <w:pPr>
-              <w:pStyle w:val="ListParagraph"/>
-              <w:ind w:left="0"/>
-              <w:jc w:val="center"/>
-              <w:rPr>
-                <w:szCs w:val="26"/>
-              </w:rPr>
-            </w:pPr>
-            <w:r>
-              <w:rPr>
-                <w:szCs w:val="26"/>
-              </w:rPr>
-              <w:t>Mục đích</w:t>
-            </w:r>
-          </w:p>
-        </w:tc>
-        <w:tc>
-          <w:tcPr>
-            <w:tcW w:w="3915" w:type="dxa"/>
-          </w:tcPr>
-          <w:p>
-            <w:pPr>
-              <w:pStyle w:val="ListParagraph"/>
-              <w:ind w:left="0"/>
-              <w:jc w:val="center"/>
-              <w:rPr>
-                <w:b/>
-                <w:bCs/>
-                <w:szCs w:val="26"/>
-              </w:rPr>
-            </w:pPr>
-            <w:r>
-              <w:rPr>
-                <w:szCs w:val="26"/>
-              </w:rPr>
-              <w:t>Xác định lợi ích đạt được</w:t>
-            </w:r>
-          </w:p>
-        </w:tc>
-        <w:tc>
-          <w:tcPr>
-            <w:tcW w:w="2760" w:type="dxa"/>
-          </w:tcPr>
-          <w:p>
-            <w:pPr>
-              <w:pStyle w:val="ListParagraph"/>
-              <w:ind w:left="0"/>
-              <w:jc w:val="center"/>
-              <w:rPr>
-                <w:szCs w:val="26"/>
-              </w:rPr>
-            </w:pPr>
-            <w:r>
-              <w:rPr>
-                <w:szCs w:val="26"/>
-              </w:rPr>
-              <w:t>Có thể sử dụng xe khi cần</w:t>
-            </w:r>
-          </w:p>
-        </w:tc>
-      </w:tr>
-    </w:tbl>
-    <w:p>
-      <w:pPr>
-        <w:pStyle w:val="ListParagraph"/>
-        <w:rPr>
-          <w:b/>
-          <w:bCs/>
-          <w:sz w:val="28"/>
-          <w:szCs w:val="28"/>
-        </w:rPr>
-      </w:pPr>
-    </w:p>
-    <w:p>
-      <w:pPr>
-        <w:pStyle w:val="ListParagraph"/>
-      </w:pPr>
-      <w:r>
-        <w:rPr>
-          <w:b/>
-          <w:bCs/>
-          <w:sz w:val="28"/>
-          <w:szCs w:val="28"/>
-        </w:rPr>
-        <w:t xml:space="preserve">Ví dụ: </w:t>
-      </w:r>
-      <w:r>
-        <w:t>Với vai trò là khách hàng, tôi muốn đặt thuê xe theo thời gian mong muốn, để có thể sử dụng xe khi cần.</w:t>
-      </w:r>
-    </w:p>
-    <w:p>
-      <w:pPr>
-        <w:rPr>
-          <w:b/>
-          <w:bCs/>
-          <w:sz w:val="28"/>
-          <w:szCs w:val="28"/>
-        </w:rPr>
-      </w:pPr>
-      <w:r>
-        <w:rPr>
-          <w:b/>
-          <w:bCs/>
-          <w:sz w:val="28"/>
-          <w:szCs w:val="28"/>
-        </w:rPr>
-        <w:t xml:space="preserve">II/ </w:t>
-      </w:r>
-      <w:r>
-        <w:rPr>
-          <w:b/>
-          <w:bCs/>
-          <w:sz w:val="28"/>
-          <w:szCs w:val="28"/>
-        </w:rPr>
-        <w:t>Xác định người dùng</w:t>
+        <w:t>/ Xác định người dùng</w:t>
       </w:r>
     </w:p>
     <w:p>
@@ -1061,14 +710,25 @@
           <w:szCs w:val="28"/>
         </w:rPr>
       </w:pPr>
-      <w:r>
+    </w:p>
+    <w:p>
+      <w:pPr>
         <w:rPr>
           <w:b/>
           <w:bCs/>
           <w:sz w:val="28"/>
           <w:szCs w:val="28"/>
         </w:rPr>
-        <w:t>III/ Danh sách User Story</w:t>
+      </w:pPr>
+      <w:r>
+        <w:rPr>
+          <w:b/>
+          <w:bCs/>
+          <w:sz w:val="28"/>
+          <w:szCs w:val="28"/>
+        </w:rPr>
+        <w:lastRenderedPageBreak/>
+        <w:t>II/ Danh sách User Story</w:t>
       </w:r>
     </w:p>
     <w:p>
@@ -1258,7 +918,6 @@
                 <w:bCs/>
                 <w:szCs w:val="26"/>
               </w:rPr>
-              <w:lastRenderedPageBreak/>
               <w:t>US03</w:t>
             </w:r>
           </w:p>
@@ -1491,16 +1150,7 @@
           <w:sz w:val="28"/>
           <w:szCs w:val="28"/>
         </w:rPr>
-        <w:t xml:space="preserve">2/ </w:t>
-      </w:r>
-      <w:r>
-        <w:rPr>
-          <w:b/>
-          <w:bCs/>
-          <w:sz w:val="28"/>
-          <w:szCs w:val="28"/>
-        </w:rPr>
-        <w:t>User Story dành cho nhân viên</w:t>
+        <w:t>2/ User Story dành cho nhân viên</w:t>
       </w:r>
     </w:p>
     <w:tbl>
@@ -1626,15 +1276,7 @@
                 <w:bCs/>
                 <w:szCs w:val="26"/>
               </w:rPr>
-              <w:t>US0</w:t>
-            </w:r>
-            <w:r>
-              <w:rPr>
-                <w:b/>
-                <w:bCs/>
-                <w:szCs w:val="26"/>
-              </w:rPr>
-              <w:t>9</w:t>
+              <w:t>US09</w:t>
             </w:r>
           </w:p>
         </w:tc>
@@ -1679,15 +1321,8 @@
                 <w:bCs/>
                 <w:szCs w:val="26"/>
               </w:rPr>
-              <w:t>US</w:t>
-            </w:r>
-            <w:r>
-              <w:rPr>
-                <w:b/>
-                <w:bCs/>
-                <w:szCs w:val="26"/>
-              </w:rPr>
-              <w:t>10</w:t>
+              <w:lastRenderedPageBreak/>
+              <w:t>US10</w:t>
             </w:r>
           </w:p>
         </w:tc>
@@ -1732,15 +1367,7 @@
                 <w:bCs/>
                 <w:szCs w:val="26"/>
               </w:rPr>
-              <w:t>US</w:t>
-            </w:r>
-            <w:r>
-              <w:rPr>
-                <w:b/>
-                <w:bCs/>
-                <w:szCs w:val="26"/>
-              </w:rPr>
-              <w:t>11</w:t>
+              <w:t>US11</w:t>
             </w:r>
           </w:p>
         </w:tc>
@@ -1785,15 +1412,7 @@
                 <w:bCs/>
                 <w:szCs w:val="26"/>
               </w:rPr>
-              <w:t>US</w:t>
-            </w:r>
-            <w:r>
-              <w:rPr>
-                <w:b/>
-                <w:bCs/>
-                <w:szCs w:val="26"/>
-              </w:rPr>
-              <w:t>12</w:t>
+              <w:t>US12</w:t>
             </w:r>
           </w:p>
         </w:tc>
@@ -1838,15 +1457,7 @@
                 <w:bCs/>
                 <w:szCs w:val="26"/>
               </w:rPr>
-              <w:t>US</w:t>
-            </w:r>
-            <w:r>
-              <w:rPr>
-                <w:b/>
-                <w:bCs/>
-                <w:szCs w:val="26"/>
-              </w:rPr>
-              <w:t>13</w:t>
+              <w:t>US13</w:t>
             </w:r>
           </w:p>
         </w:tc>
@@ -1891,7 +1502,6 @@
                 <w:bCs/>
                 <w:szCs w:val="26"/>
               </w:rPr>
-              <w:lastRenderedPageBreak/>
               <w:t>US</w:t>
             </w:r>
             <w:r>
@@ -1959,16 +1569,7 @@
           <w:sz w:val="28"/>
           <w:szCs w:val="28"/>
         </w:rPr>
-        <w:t xml:space="preserve">3/ </w:t>
-      </w:r>
-      <w:r>
-        <w:rPr>
-          <w:b/>
-          <w:bCs/>
-          <w:sz w:val="28"/>
-          <w:szCs w:val="28"/>
-        </w:rPr>
-        <w:t>User Story dành cho quản trị viên</w:t>
+        <w:t>3/ User Story dành cho quản trị viên</w:t>
       </w:r>
     </w:p>
     <w:tbl>
@@ -2049,15 +1650,7 @@
                 <w:bCs/>
                 <w:szCs w:val="26"/>
               </w:rPr>
-              <w:t>US1</w:t>
-            </w:r>
-            <w:r>
-              <w:rPr>
-                <w:b/>
-                <w:bCs/>
-                <w:szCs w:val="26"/>
-              </w:rPr>
-              <w:t>5</w:t>
+              <w:t>US15</w:t>
             </w:r>
           </w:p>
         </w:tc>
@@ -2102,15 +1695,7 @@
                 <w:bCs/>
                 <w:szCs w:val="26"/>
               </w:rPr>
-              <w:t>US1</w:t>
-            </w:r>
-            <w:r>
-              <w:rPr>
-                <w:b/>
-                <w:bCs/>
-                <w:szCs w:val="26"/>
-              </w:rPr>
-              <w:t>6</w:t>
+              <w:t>US16</w:t>
             </w:r>
           </w:p>
         </w:tc>
@@ -2155,15 +1740,7 @@
                 <w:bCs/>
                 <w:szCs w:val="26"/>
               </w:rPr>
-              <w:t>US1</w:t>
-            </w:r>
-            <w:r>
-              <w:rPr>
-                <w:b/>
-                <w:bCs/>
-                <w:szCs w:val="26"/>
-              </w:rPr>
-              <w:t>7</w:t>
+              <w:t>US17</w:t>
             </w:r>
           </w:p>
         </w:tc>
@@ -2215,7 +1792,7 @@
           <w:sz w:val="28"/>
           <w:szCs w:val="28"/>
         </w:rPr>
-        <w:t xml:space="preserve">IV/ </w:t>
+        <w:t>I</w:t>
       </w:r>
       <w:r>
         <w:rPr>
@@ -2224,40 +1801,42 @@
           <w:sz w:val="28"/>
           <w:szCs w:val="28"/>
         </w:rPr>
-        <w:t>Acceptance Criteria</w:t>
-      </w:r>
-    </w:p>
-    <w:p>
-      <w:r>
-        <w:rPr>
-          <w:rStyle w:val="Strong"/>
-        </w:rPr>
-        <w:t>Acceptance Criteria</w:t>
-      </w:r>
-      <w:r>
-        <w:t xml:space="preserve"> là các điều kiện dùng để xác định một User Story đã được thực hiện đúng yêu cầu hay chưa.</w:t>
-      </w:r>
-    </w:p>
-    <w:p>
-      <w:pPr>
+        <w:t>II</w:t>
+      </w:r>
+      <w:r>
         <w:rPr>
           <w:b/>
           <w:bCs/>
-        </w:rPr>
-      </w:pPr>
-      <w:r>
+          <w:sz w:val="28"/>
+          <w:szCs w:val="28"/>
+        </w:rPr>
+        <w:t>/ Acceptance Criteria</w:t>
+      </w:r>
+    </w:p>
+    <w:p>
+      <w:r>
+        <w:rPr>
+          <w:rStyle w:val="Strong"/>
+        </w:rPr>
+        <w:t>Acceptance Criteria</w:t>
+      </w:r>
+      <w:r>
+        <w:t xml:space="preserve"> là các điều kiện dùng để xác định một User Story đã được thực hiện đúng yêu cầu hay chưa.</w:t>
+      </w:r>
+    </w:p>
+    <w:p>
+      <w:pPr>
         <w:rPr>
           <w:b/>
           <w:bCs/>
         </w:rPr>
-        <w:t xml:space="preserve">1/ </w:t>
-      </w:r>
+      </w:pPr>
       <w:r>
         <w:rPr>
           <w:b/>
           <w:bCs/>
         </w:rPr>
-        <w:t>US04 – Đặt thuê xe</w:t>
+        <w:t>1/ US04 – Đặt thuê xe</w:t>
       </w:r>
     </w:p>
     <w:p>
@@ -2311,6 +1890,7 @@
                 <w:bCs/>
                 <w:szCs w:val="26"/>
               </w:rPr>
+              <w:lastRenderedPageBreak/>
               <w:t>Mã</w:t>
             </w:r>
           </w:p>
@@ -2413,15 +1993,7 @@
                 <w:bCs/>
                 <w:szCs w:val="26"/>
               </w:rPr>
-              <w:t>AC0</w:t>
-            </w:r>
-            <w:r>
-              <w:rPr>
-                <w:b/>
-                <w:bCs/>
-                <w:szCs w:val="26"/>
-              </w:rPr>
-              <w:t>2</w:t>
+              <w:t>AC02</w:t>
             </w:r>
           </w:p>
         </w:tc>
@@ -2471,15 +2043,7 @@
                 <w:bCs/>
                 <w:szCs w:val="26"/>
               </w:rPr>
-              <w:t>AC0</w:t>
-            </w:r>
-            <w:r>
-              <w:rPr>
-                <w:b/>
-                <w:bCs/>
-                <w:szCs w:val="26"/>
-              </w:rPr>
-              <w:t>3</w:t>
+              <w:t>AC03</w:t>
             </w:r>
           </w:p>
         </w:tc>
@@ -2502,25 +2066,7 @@
               <w:rPr>
                 <w:szCs w:val="26"/>
               </w:rPr>
-              <w:t>Thời gian</w:t>
-            </w:r>
-            <w:r>
-              <w:rPr>
-                <w:szCs w:val="26"/>
-              </w:rPr>
-              <w:t xml:space="preserve"> trả phải lớn hơn </w:t>
-            </w:r>
-            <w:r>
-              <w:rPr>
-                <w:szCs w:val="26"/>
-              </w:rPr>
-              <w:t>thời gian</w:t>
-            </w:r>
-            <w:r>
-              <w:rPr>
-                <w:szCs w:val="26"/>
-              </w:rPr>
-              <w:t xml:space="preserve"> thuê.</w:t>
+              <w:t>Thời gian trả phải lớn hơn thời gian thuê.</w:t>
             </w:r>
           </w:p>
         </w:tc>
@@ -2547,15 +2093,7 @@
                 <w:bCs/>
                 <w:szCs w:val="26"/>
               </w:rPr>
-              <w:t>AC0</w:t>
-            </w:r>
-            <w:r>
-              <w:rPr>
-                <w:b/>
-                <w:bCs/>
-                <w:szCs w:val="26"/>
-              </w:rPr>
-              <w:t>4</w:t>
+              <w:t>AC04</w:t>
             </w:r>
           </w:p>
         </w:tc>
@@ -2620,15 +2158,7 @@
                 <w:bCs/>
                 <w:szCs w:val="26"/>
               </w:rPr>
-              <w:t>AC0</w:t>
-            </w:r>
-            <w:r>
-              <w:rPr>
-                <w:b/>
-                <w:bCs/>
-                <w:szCs w:val="26"/>
-              </w:rPr>
-              <w:t>5</w:t>
+              <w:t>AC05</w:t>
             </w:r>
           </w:p>
         </w:tc>
@@ -2678,16 +2208,7 @@
                 <w:bCs/>
                 <w:szCs w:val="26"/>
               </w:rPr>
-              <w:lastRenderedPageBreak/>
-              <w:t>AC0</w:t>
-            </w:r>
-            <w:r>
-              <w:rPr>
-                <w:b/>
-                <w:bCs/>
-                <w:szCs w:val="26"/>
-              </w:rPr>
-              <w:t>6</w:t>
+              <w:t>AC06</w:t>
             </w:r>
           </w:p>
         </w:tc>
@@ -2751,16 +2272,7 @@
           <w:sz w:val="28"/>
           <w:szCs w:val="28"/>
         </w:rPr>
-        <w:t xml:space="preserve">2/ </w:t>
-      </w:r>
-      <w:r>
-        <w:rPr>
-          <w:b/>
-          <w:bCs/>
-          <w:sz w:val="28"/>
-          <w:szCs w:val="28"/>
-        </w:rPr>
-        <w:t>US10 – Lập hợp đồng thuê xe</w:t>
+        <w:t>2/ US10 – Lập hợp đồng thuê xe</w:t>
       </w:r>
     </w:p>
     <w:p>
@@ -3282,7 +2794,7 @@
           <w:sz w:val="28"/>
           <w:szCs w:val="28"/>
         </w:rPr>
-        <w:t xml:space="preserve">V/ </w:t>
+        <w:t>IV</w:t>
       </w:r>
       <w:r>
         <w:rPr>
@@ -3291,7 +2803,7 @@
           <w:sz w:val="28"/>
           <w:szCs w:val="28"/>
         </w:rPr>
-        <w:t>Liên hệ User Story với Database</w:t>
+        <w:t>/ Liên hệ User Story với Database</w:t>
       </w:r>
     </w:p>
     <w:tbl>
@@ -3559,6 +3071,7 @@
                 <w:rFonts w:eastAsia="Times New Roman" w:cs="Times New Roman"/>
                 <w:szCs w:val="26"/>
               </w:rPr>
+              <w:lastRenderedPageBreak/>
               <w:t>US10</w:t>
             </w:r>
           </w:p>
@@ -4051,6 +3564,4393 @@
           <w:szCs w:val="28"/>
         </w:rPr>
       </w:pPr>
+    </w:p>
+    <w:p>
+      <w:pPr>
+        <w:ind w:left="360"/>
+        <w:rPr>
+          <w:b/>
+          <w:bCs/>
+          <w:sz w:val="30"/>
+          <w:szCs w:val="30"/>
+        </w:rPr>
+      </w:pPr>
+      <w:r>
+        <w:rPr>
+          <w:b/>
+          <w:bCs/>
+          <w:sz w:val="30"/>
+          <w:szCs w:val="30"/>
+        </w:rPr>
+        <w:t>Sơ đồ CSDL quan hệ + DB scripts</w:t>
+      </w:r>
+      <w:r>
+        <w:rPr>
+          <w:b/>
+          <w:bCs/>
+          <w:sz w:val="30"/>
+          <w:szCs w:val="30"/>
+        </w:rPr>
+        <w:t>:</w:t>
+      </w:r>
+    </w:p>
+    <w:p>
+      <w:pPr>
+        <w:pStyle w:val="ListParagraph"/>
+        <w:numPr>
+          <w:ilvl w:val="0"/>
+          <w:numId w:val="4"/>
+        </w:numPr>
+        <w:rPr>
+          <w:b/>
+          <w:bCs/>
+          <w:sz w:val="28"/>
+          <w:szCs w:val="28"/>
+        </w:rPr>
+      </w:pPr>
+      <w:r>
+        <w:rPr>
+          <w:b/>
+          <w:bCs/>
+          <w:sz w:val="28"/>
+          <w:szCs w:val="28"/>
+        </w:rPr>
+        <w:t>Sơ đồ CSDL quan hệ:</w:t>
+      </w:r>
+    </w:p>
+    <w:p>
+      <w:pPr>
+        <w:pStyle w:val="ListParagraph"/>
+        <w:rPr>
+          <w:b/>
+          <w:bCs/>
+          <w:sz w:val="28"/>
+          <w:szCs w:val="28"/>
+        </w:rPr>
+      </w:pPr>
+      <w:r>
+        <w:rPr>
+          <w:b/>
+          <w:bCs/>
+          <w:sz w:val="28"/>
+          <w:szCs w:val="28"/>
+        </w:rPr>
+        <w:drawing>
+          <wp:inline distT="0" distB="0" distL="0" distR="0" wp14:anchorId="51800B26" wp14:editId="43BFF2DA">
+            <wp:extent cx="5760720" cy="5460365"/>
+            <wp:effectExtent l="0" t="0" r="0" b="6985"/>
+            <wp:docPr id="1" name="Picture 1"/>
+            <wp:cNvGraphicFramePr>
+              <a:graphicFrameLocks xmlns:a="http://schemas.openxmlformats.org/drawingml/2006/main" noChangeAspect="1"/>
+            </wp:cNvGraphicFramePr>
+            <a:graphic xmlns:a="http://schemas.openxmlformats.org/drawingml/2006/main">
+              <a:graphicData uri="http://schemas.openxmlformats.org/drawingml/2006/picture">
+                <pic:pic xmlns:pic="http://schemas.openxmlformats.org/drawingml/2006/picture">
+                  <pic:nvPicPr>
+                    <pic:cNvPr id="1" name=""/>
+                    <pic:cNvPicPr/>
+                  </pic:nvPicPr>
+                  <pic:blipFill>
+                    <a:blip r:embed="rId5"/>
+                    <a:stretch>
+                      <a:fillRect/>
+                    </a:stretch>
+                  </pic:blipFill>
+                  <pic:spPr>
+                    <a:xfrm>
+                      <a:off x="0" y="0"/>
+                      <a:ext cx="5760720" cy="5460365"/>
+                    </a:xfrm>
+                    <a:prstGeom prst="rect">
+                      <a:avLst/>
+                    </a:prstGeom>
+                  </pic:spPr>
+                </pic:pic>
+              </a:graphicData>
+            </a:graphic>
+          </wp:inline>
+        </w:drawing>
+      </w:r>
+    </w:p>
+    <w:p>
+      <w:pPr>
+        <w:pStyle w:val="ListParagraph"/>
+        <w:rPr>
+          <w:b/>
+          <w:bCs/>
+          <w:sz w:val="28"/>
+          <w:szCs w:val="28"/>
+        </w:rPr>
+      </w:pPr>
+    </w:p>
+    <w:p>
+      <w:pPr>
+        <w:pStyle w:val="ListParagraph"/>
+        <w:numPr>
+          <w:ilvl w:val="0"/>
+          <w:numId w:val="4"/>
+        </w:numPr>
+        <w:rPr>
+          <w:b/>
+          <w:bCs/>
+          <w:sz w:val="28"/>
+          <w:szCs w:val="28"/>
+        </w:rPr>
+      </w:pPr>
+      <w:r>
+        <w:rPr>
+          <w:b/>
+          <w:bCs/>
+          <w:sz w:val="28"/>
+          <w:szCs w:val="28"/>
+        </w:rPr>
+        <w:lastRenderedPageBreak/>
+        <w:t>DB scripts:</w:t>
+      </w:r>
+    </w:p>
+    <w:p>
+      <w:pPr>
+        <w:pStyle w:val="ListParagraph"/>
+        <w:rPr>
+          <w:rFonts w:cs="Times New Roman"/>
+          <w:szCs w:val="26"/>
+        </w:rPr>
+      </w:pPr>
+      <w:r>
+        <w:rPr>
+          <w:rFonts w:cs="Times New Roman"/>
+          <w:szCs w:val="26"/>
+        </w:rPr>
+        <w:t>-- =====================================================</w:t>
+      </w:r>
+    </w:p>
+    <w:p>
+      <w:pPr>
+        <w:pStyle w:val="ListParagraph"/>
+        <w:rPr>
+          <w:rFonts w:cs="Times New Roman"/>
+          <w:szCs w:val="26"/>
+        </w:rPr>
+      </w:pPr>
+      <w:r>
+        <w:rPr>
+          <w:rFonts w:cs="Times New Roman"/>
+          <w:szCs w:val="26"/>
+        </w:rPr>
+        <w:t>-- DATABASE: QUAN LY CHO THUE XE</w:t>
+      </w:r>
+    </w:p>
+    <w:p>
+      <w:pPr>
+        <w:pStyle w:val="ListParagraph"/>
+        <w:rPr>
+          <w:rFonts w:cs="Times New Roman"/>
+          <w:szCs w:val="26"/>
+        </w:rPr>
+      </w:pPr>
+      <w:r>
+        <w:rPr>
+          <w:rFonts w:cs="Times New Roman"/>
+          <w:szCs w:val="26"/>
+        </w:rPr>
+        <w:t>-- =====================================================</w:t>
+      </w:r>
+    </w:p>
+    <w:p>
+      <w:pPr>
+        <w:pStyle w:val="ListParagraph"/>
+        <w:rPr>
+          <w:rFonts w:cs="Times New Roman"/>
+          <w:szCs w:val="26"/>
+        </w:rPr>
+      </w:pPr>
+    </w:p>
+    <w:p>
+      <w:pPr>
+        <w:pStyle w:val="ListParagraph"/>
+        <w:rPr>
+          <w:rFonts w:cs="Times New Roman"/>
+          <w:szCs w:val="26"/>
+        </w:rPr>
+      </w:pPr>
+      <w:r>
+        <w:rPr>
+          <w:rFonts w:cs="Times New Roman"/>
+          <w:szCs w:val="26"/>
+        </w:rPr>
+        <w:t>CREATE DATABASE IF NOT EXISTS quan_ly_cho_thue_xe</w:t>
+      </w:r>
+    </w:p>
+    <w:p>
+      <w:pPr>
+        <w:pStyle w:val="ListParagraph"/>
+        <w:rPr>
+          <w:rFonts w:cs="Times New Roman"/>
+          <w:szCs w:val="26"/>
+        </w:rPr>
+      </w:pPr>
+      <w:r>
+        <w:rPr>
+          <w:rFonts w:cs="Times New Roman"/>
+          <w:szCs w:val="26"/>
+        </w:rPr>
+        <w:t>CHARACTER SET utf8mb4</w:t>
+      </w:r>
+    </w:p>
+    <w:p>
+      <w:pPr>
+        <w:pStyle w:val="ListParagraph"/>
+        <w:rPr>
+          <w:rFonts w:cs="Times New Roman"/>
+          <w:szCs w:val="26"/>
+        </w:rPr>
+      </w:pPr>
+      <w:r>
+        <w:rPr>
+          <w:rFonts w:cs="Times New Roman"/>
+          <w:szCs w:val="26"/>
+        </w:rPr>
+        <w:t>COLLATE utf8mb4_unicode_ci;</w:t>
+      </w:r>
+    </w:p>
+    <w:p>
+      <w:pPr>
+        <w:pStyle w:val="ListParagraph"/>
+        <w:rPr>
+          <w:rFonts w:cs="Times New Roman"/>
+          <w:szCs w:val="26"/>
+        </w:rPr>
+      </w:pPr>
+    </w:p>
+    <w:p>
+      <w:pPr>
+        <w:pStyle w:val="ListParagraph"/>
+        <w:rPr>
+          <w:rFonts w:cs="Times New Roman"/>
+          <w:szCs w:val="26"/>
+        </w:rPr>
+      </w:pPr>
+      <w:r>
+        <w:rPr>
+          <w:rFonts w:cs="Times New Roman"/>
+          <w:szCs w:val="26"/>
+        </w:rPr>
+        <w:t>USE quan_ly_cho_thue_xe;</w:t>
+      </w:r>
+    </w:p>
+    <w:p>
+      <w:pPr>
+        <w:pStyle w:val="ListParagraph"/>
+        <w:rPr>
+          <w:rFonts w:cs="Times New Roman"/>
+          <w:szCs w:val="26"/>
+        </w:rPr>
+      </w:pPr>
+    </w:p>
+    <w:p>
+      <w:pPr>
+        <w:pStyle w:val="ListParagraph"/>
+        <w:rPr>
+          <w:rFonts w:cs="Times New Roman"/>
+          <w:szCs w:val="26"/>
+        </w:rPr>
+      </w:pPr>
+    </w:p>
+    <w:p>
+      <w:pPr>
+        <w:pStyle w:val="ListParagraph"/>
+        <w:rPr>
+          <w:rFonts w:cs="Times New Roman"/>
+          <w:szCs w:val="26"/>
+        </w:rPr>
+      </w:pPr>
+      <w:r>
+        <w:rPr>
+          <w:rFonts w:cs="Times New Roman"/>
+          <w:szCs w:val="26"/>
+        </w:rPr>
+        <w:t>-- =====================================================</w:t>
+      </w:r>
+    </w:p>
+    <w:p>
+      <w:pPr>
+        <w:pStyle w:val="ListParagraph"/>
+        <w:rPr>
+          <w:rFonts w:cs="Times New Roman"/>
+          <w:szCs w:val="26"/>
+        </w:rPr>
+      </w:pPr>
+      <w:r>
+        <w:rPr>
+          <w:rFonts w:cs="Times New Roman"/>
+          <w:szCs w:val="26"/>
+        </w:rPr>
+        <w:t>-- 1. BẢNG LOẠI XE</w:t>
+      </w:r>
+    </w:p>
+    <w:p>
+      <w:pPr>
+        <w:pStyle w:val="ListParagraph"/>
+        <w:rPr>
+          <w:rFonts w:cs="Times New Roman"/>
+          <w:szCs w:val="26"/>
+        </w:rPr>
+      </w:pPr>
+      <w:r>
+        <w:rPr>
+          <w:rFonts w:cs="Times New Roman"/>
+          <w:szCs w:val="26"/>
+        </w:rPr>
+        <w:t>-- =====================================================</w:t>
+      </w:r>
+    </w:p>
+    <w:p>
+      <w:pPr>
+        <w:pStyle w:val="ListParagraph"/>
+        <w:rPr>
+          <w:rFonts w:cs="Times New Roman"/>
+          <w:szCs w:val="26"/>
+        </w:rPr>
+      </w:pPr>
+    </w:p>
+    <w:p>
+      <w:pPr>
+        <w:pStyle w:val="ListParagraph"/>
+        <w:rPr>
+          <w:rFonts w:cs="Times New Roman"/>
+          <w:szCs w:val="26"/>
+        </w:rPr>
+      </w:pPr>
+      <w:r>
+        <w:rPr>
+          <w:rFonts w:cs="Times New Roman"/>
+          <w:szCs w:val="26"/>
+        </w:rPr>
+        <w:t>CREATE TABLE LOAI_XE (</w:t>
+      </w:r>
+    </w:p>
+    <w:p>
+      <w:pPr>
+        <w:pStyle w:val="ListParagraph"/>
+        <w:rPr>
+          <w:rFonts w:cs="Times New Roman"/>
+          <w:szCs w:val="26"/>
+        </w:rPr>
+      </w:pPr>
+      <w:r>
+        <w:rPr>
+          <w:rFonts w:cs="Times New Roman"/>
+          <w:szCs w:val="26"/>
+        </w:rPr>
+        <w:t xml:space="preserve">    maLoaiXe INT AUTO_INCREMENT PRIMARY KEY,</w:t>
+      </w:r>
+    </w:p>
+    <w:p>
+      <w:pPr>
+        <w:pStyle w:val="ListParagraph"/>
+        <w:rPr>
+          <w:rFonts w:cs="Times New Roman"/>
+          <w:szCs w:val="26"/>
+        </w:rPr>
+      </w:pPr>
+      <w:r>
+        <w:rPr>
+          <w:rFonts w:cs="Times New Roman"/>
+          <w:szCs w:val="26"/>
+        </w:rPr>
+        <w:t xml:space="preserve">    tenLoaiXe VARCHAR(100) NOT NULL,</w:t>
+      </w:r>
+    </w:p>
+    <w:p>
+      <w:pPr>
+        <w:pStyle w:val="ListParagraph"/>
+        <w:rPr>
+          <w:rFonts w:cs="Times New Roman"/>
+          <w:szCs w:val="26"/>
+        </w:rPr>
+      </w:pPr>
+      <w:r>
+        <w:rPr>
+          <w:rFonts w:cs="Times New Roman"/>
+          <w:szCs w:val="26"/>
+        </w:rPr>
+        <w:t xml:space="preserve">    hangXe VARCHAR(100) NOT NULL</w:t>
+      </w:r>
+    </w:p>
+    <w:p>
+      <w:pPr>
+        <w:pStyle w:val="ListParagraph"/>
+        <w:rPr>
+          <w:rFonts w:cs="Times New Roman"/>
+          <w:szCs w:val="26"/>
+        </w:rPr>
+      </w:pPr>
+      <w:r>
+        <w:rPr>
+          <w:rFonts w:cs="Times New Roman"/>
+          <w:szCs w:val="26"/>
+        </w:rPr>
+        <w:t xml:space="preserve">    </w:t>
+      </w:r>
+    </w:p>
+    <w:p>
+      <w:pPr>
+        <w:pStyle w:val="ListParagraph"/>
+        <w:rPr>
+          <w:rFonts w:cs="Times New Roman"/>
+          <w:szCs w:val="26"/>
+        </w:rPr>
+      </w:pPr>
+      <w:r>
+        <w:rPr>
+          <w:rFonts w:cs="Times New Roman"/>
+          <w:szCs w:val="26"/>
+        </w:rPr>
+        <w:t>);</w:t>
+      </w:r>
+    </w:p>
+    <w:p>
+      <w:pPr>
+        <w:pStyle w:val="ListParagraph"/>
+        <w:rPr>
+          <w:rFonts w:cs="Times New Roman"/>
+          <w:szCs w:val="26"/>
+        </w:rPr>
+      </w:pPr>
+    </w:p>
+    <w:p>
+      <w:pPr>
+        <w:pStyle w:val="ListParagraph"/>
+        <w:rPr>
+          <w:rFonts w:cs="Times New Roman"/>
+          <w:szCs w:val="26"/>
+        </w:rPr>
+      </w:pPr>
+    </w:p>
+    <w:p>
+      <w:pPr>
+        <w:pStyle w:val="ListParagraph"/>
+        <w:rPr>
+          <w:rFonts w:cs="Times New Roman"/>
+          <w:szCs w:val="26"/>
+        </w:rPr>
+      </w:pPr>
+      <w:r>
+        <w:rPr>
+          <w:rFonts w:cs="Times New Roman"/>
+          <w:szCs w:val="26"/>
+        </w:rPr>
+        <w:t>-- =====================================================</w:t>
+      </w:r>
+    </w:p>
+    <w:p>
+      <w:pPr>
+        <w:pStyle w:val="ListParagraph"/>
+        <w:rPr>
+          <w:rFonts w:cs="Times New Roman"/>
+          <w:szCs w:val="26"/>
+        </w:rPr>
+      </w:pPr>
+      <w:r>
+        <w:rPr>
+          <w:rFonts w:cs="Times New Roman"/>
+          <w:szCs w:val="26"/>
+        </w:rPr>
+        <w:t>-- 2. BẢNG XE</w:t>
+      </w:r>
+    </w:p>
+    <w:p>
+      <w:pPr>
+        <w:pStyle w:val="ListParagraph"/>
+        <w:rPr>
+          <w:rFonts w:cs="Times New Roman"/>
+          <w:szCs w:val="26"/>
+        </w:rPr>
+      </w:pPr>
+      <w:r>
+        <w:rPr>
+          <w:rFonts w:cs="Times New Roman"/>
+          <w:szCs w:val="26"/>
+        </w:rPr>
+        <w:t>-- =====================================================</w:t>
+      </w:r>
+    </w:p>
+    <w:p>
+      <w:pPr>
+        <w:pStyle w:val="ListParagraph"/>
+        <w:rPr>
+          <w:rFonts w:cs="Times New Roman"/>
+          <w:szCs w:val="26"/>
+        </w:rPr>
+      </w:pPr>
+    </w:p>
+    <w:p>
+      <w:pPr>
+        <w:pStyle w:val="ListParagraph"/>
+        <w:rPr>
+          <w:rFonts w:cs="Times New Roman"/>
+          <w:szCs w:val="26"/>
+        </w:rPr>
+      </w:pPr>
+      <w:r>
+        <w:rPr>
+          <w:rFonts w:cs="Times New Roman"/>
+          <w:szCs w:val="26"/>
+        </w:rPr>
+        <w:t>CREATE TABLE XE (</w:t>
+      </w:r>
+    </w:p>
+    <w:p>
+      <w:pPr>
+        <w:pStyle w:val="ListParagraph"/>
+        <w:rPr>
+          <w:rFonts w:cs="Times New Roman"/>
+          <w:szCs w:val="26"/>
+        </w:rPr>
+      </w:pPr>
+      <w:r>
+        <w:rPr>
+          <w:rFonts w:cs="Times New Roman"/>
+          <w:szCs w:val="26"/>
+        </w:rPr>
+        <w:t xml:space="preserve">    maXe INT AUTO_INCREMENT PRIMARY KEY,</w:t>
+      </w:r>
+    </w:p>
+    <w:p>
+      <w:pPr>
+        <w:pStyle w:val="ListParagraph"/>
+        <w:rPr>
+          <w:rFonts w:cs="Times New Roman"/>
+          <w:szCs w:val="26"/>
+        </w:rPr>
+      </w:pPr>
+      <w:r>
+        <w:rPr>
+          <w:rFonts w:cs="Times New Roman"/>
+          <w:szCs w:val="26"/>
+        </w:rPr>
+        <w:t xml:space="preserve">    maLoaiXe INT NOT NULL,</w:t>
+      </w:r>
+    </w:p>
+    <w:p>
+      <w:pPr>
+        <w:pStyle w:val="ListParagraph"/>
+        <w:rPr>
+          <w:rFonts w:cs="Times New Roman"/>
+          <w:szCs w:val="26"/>
+        </w:rPr>
+      </w:pPr>
+      <w:r>
+        <w:rPr>
+          <w:rFonts w:cs="Times New Roman"/>
+          <w:szCs w:val="26"/>
+        </w:rPr>
+        <w:t xml:space="preserve">    bienSoXe VARCHAR(20) NOT NULL UNIQUE,</w:t>
+      </w:r>
+    </w:p>
+    <w:p>
+      <w:pPr>
+        <w:pStyle w:val="ListParagraph"/>
+        <w:rPr>
+          <w:rFonts w:cs="Times New Roman"/>
+          <w:szCs w:val="26"/>
+        </w:rPr>
+      </w:pPr>
+      <w:r>
+        <w:rPr>
+          <w:rFonts w:cs="Times New Roman"/>
+          <w:szCs w:val="26"/>
+        </w:rPr>
+        <w:t xml:space="preserve">    mauXe VARCHAR(50),</w:t>
+      </w:r>
+    </w:p>
+    <w:p>
+      <w:pPr>
+        <w:pStyle w:val="ListParagraph"/>
+        <w:rPr>
+          <w:rFonts w:cs="Times New Roman"/>
+          <w:szCs w:val="26"/>
+        </w:rPr>
+      </w:pPr>
+      <w:r>
+        <w:rPr>
+          <w:rFonts w:cs="Times New Roman"/>
+          <w:szCs w:val="26"/>
+        </w:rPr>
+        <w:t xml:space="preserve">    soKmDaChay INT DEFAULT 0,</w:t>
+      </w:r>
+    </w:p>
+    <w:p>
+      <w:pPr>
+        <w:pStyle w:val="ListParagraph"/>
+        <w:rPr>
+          <w:rFonts w:cs="Times New Roman"/>
+          <w:szCs w:val="26"/>
+        </w:rPr>
+      </w:pPr>
+      <w:r>
+        <w:rPr>
+          <w:rFonts w:cs="Times New Roman"/>
+          <w:szCs w:val="26"/>
+        </w:rPr>
+        <w:t xml:space="preserve">    trangThai ENUM(</w:t>
+      </w:r>
+    </w:p>
+    <w:p>
+      <w:pPr>
+        <w:pStyle w:val="ListParagraph"/>
+        <w:rPr>
+          <w:rFonts w:cs="Times New Roman"/>
+          <w:szCs w:val="26"/>
+        </w:rPr>
+      </w:pPr>
+      <w:r>
+        <w:rPr>
+          <w:rFonts w:cs="Times New Roman"/>
+          <w:szCs w:val="26"/>
+        </w:rPr>
+        <w:t xml:space="preserve">    </w:t>
+      </w:r>
+      <w:r>
+        <w:rPr>
+          <w:rFonts w:cs="Times New Roman"/>
+          <w:szCs w:val="26"/>
+        </w:rPr>
+        <w:tab/>
+        <w:t>'SAN_SANG',</w:t>
+      </w:r>
+    </w:p>
+    <w:p>
+      <w:pPr>
+        <w:pStyle w:val="ListParagraph"/>
+        <w:rPr>
+          <w:rFonts w:cs="Times New Roman"/>
+          <w:szCs w:val="26"/>
+        </w:rPr>
+      </w:pPr>
+      <w:r>
+        <w:rPr>
+          <w:rFonts w:cs="Times New Roman"/>
+          <w:szCs w:val="26"/>
+        </w:rPr>
+        <w:lastRenderedPageBreak/>
+        <w:t xml:space="preserve">    </w:t>
+      </w:r>
+      <w:r>
+        <w:rPr>
+          <w:rFonts w:cs="Times New Roman"/>
+          <w:szCs w:val="26"/>
+        </w:rPr>
+        <w:tab/>
+        <w:t>'DANG_THUE',</w:t>
+      </w:r>
+    </w:p>
+    <w:p>
+      <w:pPr>
+        <w:pStyle w:val="ListParagraph"/>
+        <w:rPr>
+          <w:rFonts w:cs="Times New Roman"/>
+          <w:szCs w:val="26"/>
+        </w:rPr>
+      </w:pPr>
+      <w:r>
+        <w:rPr>
+          <w:rFonts w:cs="Times New Roman"/>
+          <w:szCs w:val="26"/>
+        </w:rPr>
+        <w:t xml:space="preserve">    </w:t>
+      </w:r>
+      <w:r>
+        <w:rPr>
+          <w:rFonts w:cs="Times New Roman"/>
+          <w:szCs w:val="26"/>
+        </w:rPr>
+        <w:tab/>
+        <w:t>'DANG_BAO_TRI',</w:t>
+      </w:r>
+    </w:p>
+    <w:p>
+      <w:pPr>
+        <w:pStyle w:val="ListParagraph"/>
+        <w:rPr>
+          <w:rFonts w:cs="Times New Roman"/>
+          <w:szCs w:val="26"/>
+        </w:rPr>
+      </w:pPr>
+      <w:r>
+        <w:rPr>
+          <w:rFonts w:cs="Times New Roman"/>
+          <w:szCs w:val="26"/>
+        </w:rPr>
+        <w:t xml:space="preserve">    </w:t>
+      </w:r>
+      <w:r>
+        <w:rPr>
+          <w:rFonts w:cs="Times New Roman"/>
+          <w:szCs w:val="26"/>
+        </w:rPr>
+        <w:tab/>
+        <w:t>'NGUNG_HOAT_DONG'</w:t>
+      </w:r>
+    </w:p>
+    <w:p>
+      <w:pPr>
+        <w:pStyle w:val="ListParagraph"/>
+        <w:rPr>
+          <w:rFonts w:cs="Times New Roman"/>
+          <w:szCs w:val="26"/>
+        </w:rPr>
+      </w:pPr>
+      <w:r>
+        <w:rPr>
+          <w:rFonts w:cs="Times New Roman"/>
+          <w:szCs w:val="26"/>
+        </w:rPr>
+        <w:t xml:space="preserve">     ) DEFAULT 'SAN_SANG',</w:t>
+      </w:r>
+    </w:p>
+    <w:p>
+      <w:pPr>
+        <w:pStyle w:val="ListParagraph"/>
+        <w:rPr>
+          <w:rFonts w:cs="Times New Roman"/>
+          <w:szCs w:val="26"/>
+        </w:rPr>
+      </w:pPr>
+      <w:r>
+        <w:rPr>
+          <w:rFonts w:cs="Times New Roman"/>
+          <w:szCs w:val="26"/>
+        </w:rPr>
+        <w:t xml:space="preserve">    soCho</w:t>
+      </w:r>
+      <w:r>
+        <w:rPr>
+          <w:rFonts w:cs="Times New Roman"/>
+          <w:szCs w:val="26"/>
+        </w:rPr>
+        <w:t xml:space="preserve"> </w:t>
+      </w:r>
+      <w:r>
+        <w:rPr>
+          <w:rFonts w:cs="Times New Roman"/>
+          <w:szCs w:val="26"/>
+        </w:rPr>
+        <w:t>INT NOT NULL</w:t>
+      </w:r>
+      <w:r>
+        <w:rPr>
+          <w:rFonts w:cs="Times New Roman"/>
+          <w:szCs w:val="26"/>
+        </w:rPr>
+        <w:t>,</w:t>
+      </w:r>
+    </w:p>
+    <w:p>
+      <w:pPr>
+        <w:pStyle w:val="ListParagraph"/>
+        <w:rPr>
+          <w:rFonts w:cs="Times New Roman"/>
+          <w:szCs w:val="26"/>
+        </w:rPr>
+      </w:pPr>
+    </w:p>
+    <w:p>
+      <w:pPr>
+        <w:pStyle w:val="ListParagraph"/>
+        <w:rPr>
+          <w:rFonts w:cs="Times New Roman"/>
+          <w:szCs w:val="26"/>
+        </w:rPr>
+      </w:pPr>
+      <w:r>
+        <w:rPr>
+          <w:rFonts w:cs="Times New Roman"/>
+          <w:szCs w:val="26"/>
+        </w:rPr>
+        <w:t xml:space="preserve">    CONSTRAINT fk_xe_loaixe</w:t>
+      </w:r>
+    </w:p>
+    <w:p>
+      <w:pPr>
+        <w:pStyle w:val="ListParagraph"/>
+        <w:rPr>
+          <w:rFonts w:cs="Times New Roman"/>
+          <w:szCs w:val="26"/>
+        </w:rPr>
+      </w:pPr>
+      <w:r>
+        <w:rPr>
+          <w:rFonts w:cs="Times New Roman"/>
+          <w:szCs w:val="26"/>
+        </w:rPr>
+        <w:t xml:space="preserve">        FOREIGN KEY (maLoaiXe)</w:t>
+      </w:r>
+    </w:p>
+    <w:p>
+      <w:pPr>
+        <w:pStyle w:val="ListParagraph"/>
+        <w:rPr>
+          <w:rFonts w:cs="Times New Roman"/>
+          <w:szCs w:val="26"/>
+        </w:rPr>
+      </w:pPr>
+      <w:r>
+        <w:rPr>
+          <w:rFonts w:cs="Times New Roman"/>
+          <w:szCs w:val="26"/>
+        </w:rPr>
+        <w:t xml:space="preserve">        REFERENCES LOAI_XE(maLoaiXe)</w:t>
+      </w:r>
+    </w:p>
+    <w:p>
+      <w:pPr>
+        <w:pStyle w:val="ListParagraph"/>
+        <w:rPr>
+          <w:rFonts w:cs="Times New Roman"/>
+          <w:szCs w:val="26"/>
+        </w:rPr>
+      </w:pPr>
+      <w:r>
+        <w:rPr>
+          <w:rFonts w:cs="Times New Roman"/>
+          <w:szCs w:val="26"/>
+        </w:rPr>
+        <w:t xml:space="preserve">        ON UPDATE CASCADE</w:t>
+      </w:r>
+    </w:p>
+    <w:p>
+      <w:pPr>
+        <w:pStyle w:val="ListParagraph"/>
+        <w:rPr>
+          <w:rFonts w:cs="Times New Roman"/>
+          <w:szCs w:val="26"/>
+        </w:rPr>
+      </w:pPr>
+      <w:r>
+        <w:rPr>
+          <w:rFonts w:cs="Times New Roman"/>
+          <w:szCs w:val="26"/>
+        </w:rPr>
+        <w:t xml:space="preserve">        ON DELETE RESTRICT</w:t>
+      </w:r>
+    </w:p>
+    <w:p>
+      <w:pPr>
+        <w:pStyle w:val="ListParagraph"/>
+        <w:rPr>
+          <w:rFonts w:cs="Times New Roman"/>
+          <w:szCs w:val="26"/>
+        </w:rPr>
+      </w:pPr>
+      <w:r>
+        <w:rPr>
+          <w:rFonts w:cs="Times New Roman"/>
+          <w:szCs w:val="26"/>
+        </w:rPr>
+        <w:t>);</w:t>
+      </w:r>
+    </w:p>
+    <w:p>
+      <w:pPr>
+        <w:pStyle w:val="ListParagraph"/>
+        <w:rPr>
+          <w:rFonts w:cs="Times New Roman"/>
+          <w:szCs w:val="26"/>
+        </w:rPr>
+      </w:pPr>
+    </w:p>
+    <w:p>
+      <w:pPr>
+        <w:pStyle w:val="ListParagraph"/>
+        <w:rPr>
+          <w:rFonts w:cs="Times New Roman"/>
+          <w:szCs w:val="26"/>
+        </w:rPr>
+      </w:pPr>
+    </w:p>
+    <w:p>
+      <w:pPr>
+        <w:pStyle w:val="ListParagraph"/>
+        <w:rPr>
+          <w:rFonts w:cs="Times New Roman"/>
+          <w:szCs w:val="26"/>
+        </w:rPr>
+      </w:pPr>
+      <w:r>
+        <w:rPr>
+          <w:rFonts w:cs="Times New Roman"/>
+          <w:szCs w:val="26"/>
+        </w:rPr>
+        <w:t>-- =====================================================</w:t>
+      </w:r>
+    </w:p>
+    <w:p>
+      <w:pPr>
+        <w:pStyle w:val="ListParagraph"/>
+        <w:rPr>
+          <w:rFonts w:cs="Times New Roman"/>
+          <w:szCs w:val="26"/>
+        </w:rPr>
+      </w:pPr>
+      <w:r>
+        <w:rPr>
+          <w:rFonts w:cs="Times New Roman"/>
+          <w:szCs w:val="26"/>
+        </w:rPr>
+        <w:t>-- 3. BẢNG NHÂN VIÊN</w:t>
+      </w:r>
+    </w:p>
+    <w:p>
+      <w:pPr>
+        <w:pStyle w:val="ListParagraph"/>
+        <w:rPr>
+          <w:rFonts w:cs="Times New Roman"/>
+          <w:szCs w:val="26"/>
+        </w:rPr>
+      </w:pPr>
+      <w:r>
+        <w:rPr>
+          <w:rFonts w:cs="Times New Roman"/>
+          <w:szCs w:val="26"/>
+        </w:rPr>
+        <w:t>-- =====================================================</w:t>
+      </w:r>
+    </w:p>
+    <w:p>
+      <w:pPr>
+        <w:pStyle w:val="ListParagraph"/>
+        <w:rPr>
+          <w:rFonts w:cs="Times New Roman"/>
+          <w:szCs w:val="26"/>
+        </w:rPr>
+      </w:pPr>
+    </w:p>
+    <w:p>
+      <w:pPr>
+        <w:pStyle w:val="ListParagraph"/>
+        <w:rPr>
+          <w:rFonts w:cs="Times New Roman"/>
+          <w:szCs w:val="26"/>
+        </w:rPr>
+      </w:pPr>
+      <w:r>
+        <w:rPr>
+          <w:rFonts w:cs="Times New Roman"/>
+          <w:szCs w:val="26"/>
+        </w:rPr>
+        <w:t>CREATE TABLE NHAN_VIEN (</w:t>
+      </w:r>
+    </w:p>
+    <w:p>
+      <w:pPr>
+        <w:pStyle w:val="ListParagraph"/>
+        <w:rPr>
+          <w:rFonts w:cs="Times New Roman"/>
+          <w:szCs w:val="26"/>
+        </w:rPr>
+      </w:pPr>
+      <w:r>
+        <w:rPr>
+          <w:rFonts w:cs="Times New Roman"/>
+          <w:szCs w:val="26"/>
+        </w:rPr>
+        <w:t xml:space="preserve">    maNV INT AUTO_INCREMENT PRIMARY KEY,</w:t>
+      </w:r>
+    </w:p>
+    <w:p>
+      <w:pPr>
+        <w:pStyle w:val="ListParagraph"/>
+        <w:rPr>
+          <w:rFonts w:cs="Times New Roman"/>
+          <w:szCs w:val="26"/>
+        </w:rPr>
+      </w:pPr>
+      <w:r>
+        <w:rPr>
+          <w:rFonts w:cs="Times New Roman"/>
+          <w:szCs w:val="26"/>
+        </w:rPr>
+        <w:t xml:space="preserve">    hoTen VARCHAR(100) NOT NULL,</w:t>
+      </w:r>
+    </w:p>
+    <w:p>
+      <w:pPr>
+        <w:pStyle w:val="ListParagraph"/>
+        <w:rPr>
+          <w:rFonts w:cs="Times New Roman"/>
+          <w:szCs w:val="26"/>
+        </w:rPr>
+      </w:pPr>
+      <w:r>
+        <w:rPr>
+          <w:rFonts w:cs="Times New Roman"/>
+          <w:szCs w:val="26"/>
+        </w:rPr>
+        <w:t xml:space="preserve">    SDT VARCHAR(15),</w:t>
+      </w:r>
+    </w:p>
+    <w:p>
+      <w:pPr>
+        <w:pStyle w:val="ListParagraph"/>
+        <w:rPr>
+          <w:rFonts w:cs="Times New Roman"/>
+          <w:szCs w:val="26"/>
+        </w:rPr>
+      </w:pPr>
+      <w:r>
+        <w:rPr>
+          <w:rFonts w:cs="Times New Roman"/>
+          <w:szCs w:val="26"/>
+        </w:rPr>
+        <w:t xml:space="preserve">    email VARCHAR(100)</w:t>
+      </w:r>
+    </w:p>
+    <w:p>
+      <w:pPr>
+        <w:pStyle w:val="ListParagraph"/>
+        <w:rPr>
+          <w:rFonts w:cs="Times New Roman"/>
+          <w:szCs w:val="26"/>
+        </w:rPr>
+      </w:pPr>
+      <w:r>
+        <w:rPr>
+          <w:rFonts w:cs="Times New Roman"/>
+          <w:szCs w:val="26"/>
+        </w:rPr>
+        <w:t>);</w:t>
+      </w:r>
+    </w:p>
+    <w:p>
+      <w:pPr>
+        <w:pStyle w:val="ListParagraph"/>
+        <w:rPr>
+          <w:rFonts w:cs="Times New Roman"/>
+          <w:szCs w:val="26"/>
+        </w:rPr>
+      </w:pPr>
+    </w:p>
+    <w:p>
+      <w:pPr>
+        <w:pStyle w:val="ListParagraph"/>
+        <w:rPr>
+          <w:rFonts w:cs="Times New Roman"/>
+          <w:szCs w:val="26"/>
+        </w:rPr>
+      </w:pPr>
+    </w:p>
+    <w:p>
+      <w:pPr>
+        <w:pStyle w:val="ListParagraph"/>
+        <w:rPr>
+          <w:rFonts w:cs="Times New Roman"/>
+          <w:szCs w:val="26"/>
+        </w:rPr>
+      </w:pPr>
+      <w:r>
+        <w:rPr>
+          <w:rFonts w:cs="Times New Roman"/>
+          <w:szCs w:val="26"/>
+        </w:rPr>
+        <w:t>-- =====================================================</w:t>
+      </w:r>
+    </w:p>
+    <w:p>
+      <w:pPr>
+        <w:pStyle w:val="ListParagraph"/>
+        <w:rPr>
+          <w:rFonts w:cs="Times New Roman"/>
+          <w:szCs w:val="26"/>
+        </w:rPr>
+      </w:pPr>
+      <w:r>
+        <w:rPr>
+          <w:rFonts w:cs="Times New Roman"/>
+          <w:szCs w:val="26"/>
+        </w:rPr>
+        <w:t>-- 4. BẢNG KHÁCH HÀNG</w:t>
+      </w:r>
+    </w:p>
+    <w:p>
+      <w:pPr>
+        <w:pStyle w:val="ListParagraph"/>
+        <w:rPr>
+          <w:rFonts w:cs="Times New Roman"/>
+          <w:szCs w:val="26"/>
+        </w:rPr>
+      </w:pPr>
+      <w:r>
+        <w:rPr>
+          <w:rFonts w:cs="Times New Roman"/>
+          <w:szCs w:val="26"/>
+        </w:rPr>
+        <w:t>-- =====================================================</w:t>
+      </w:r>
+    </w:p>
+    <w:p>
+      <w:pPr>
+        <w:pStyle w:val="ListParagraph"/>
+        <w:rPr>
+          <w:rFonts w:cs="Times New Roman"/>
+          <w:szCs w:val="26"/>
+        </w:rPr>
+      </w:pPr>
+    </w:p>
+    <w:p>
+      <w:pPr>
+        <w:pStyle w:val="ListParagraph"/>
+        <w:rPr>
+          <w:rFonts w:cs="Times New Roman"/>
+          <w:szCs w:val="26"/>
+        </w:rPr>
+      </w:pPr>
+      <w:r>
+        <w:rPr>
+          <w:rFonts w:cs="Times New Roman"/>
+          <w:szCs w:val="26"/>
+        </w:rPr>
+        <w:t>CREATE TABLE KHACH_HANG (</w:t>
+      </w:r>
+    </w:p>
+    <w:p>
+      <w:pPr>
+        <w:pStyle w:val="ListParagraph"/>
+        <w:rPr>
+          <w:rFonts w:cs="Times New Roman"/>
+          <w:szCs w:val="26"/>
+        </w:rPr>
+      </w:pPr>
+      <w:r>
+        <w:rPr>
+          <w:rFonts w:cs="Times New Roman"/>
+          <w:szCs w:val="26"/>
+        </w:rPr>
+        <w:t xml:space="preserve">    maKH INT AUTO_INCREMENT PRIMARY KEY,</w:t>
+      </w:r>
+    </w:p>
+    <w:p>
+      <w:pPr>
+        <w:pStyle w:val="ListParagraph"/>
+        <w:rPr>
+          <w:rFonts w:cs="Times New Roman"/>
+          <w:szCs w:val="26"/>
+        </w:rPr>
+      </w:pPr>
+      <w:r>
+        <w:rPr>
+          <w:rFonts w:cs="Times New Roman"/>
+          <w:szCs w:val="26"/>
+        </w:rPr>
+        <w:t xml:space="preserve">    hoTen VARCHAR(100) NOT NULL,</w:t>
+      </w:r>
+    </w:p>
+    <w:p>
+      <w:pPr>
+        <w:pStyle w:val="ListParagraph"/>
+        <w:rPr>
+          <w:rFonts w:cs="Times New Roman"/>
+          <w:szCs w:val="26"/>
+        </w:rPr>
+      </w:pPr>
+      <w:r>
+        <w:rPr>
+          <w:rFonts w:cs="Times New Roman"/>
+          <w:szCs w:val="26"/>
+        </w:rPr>
+        <w:t xml:space="preserve">    SDT VARCHAR(15),</w:t>
+      </w:r>
+    </w:p>
+    <w:p>
+      <w:pPr>
+        <w:pStyle w:val="ListParagraph"/>
+        <w:rPr>
+          <w:rFonts w:cs="Times New Roman"/>
+          <w:szCs w:val="26"/>
+        </w:rPr>
+      </w:pPr>
+      <w:r>
+        <w:rPr>
+          <w:rFonts w:cs="Times New Roman"/>
+          <w:szCs w:val="26"/>
+        </w:rPr>
+        <w:t xml:space="preserve">    email VARCHAR(100),</w:t>
+      </w:r>
+    </w:p>
+    <w:p>
+      <w:pPr>
+        <w:pStyle w:val="ListParagraph"/>
+        <w:rPr>
+          <w:rFonts w:cs="Times New Roman"/>
+          <w:szCs w:val="26"/>
+        </w:rPr>
+      </w:pPr>
+      <w:r>
+        <w:rPr>
+          <w:rFonts w:cs="Times New Roman"/>
+          <w:szCs w:val="26"/>
+        </w:rPr>
+        <w:t xml:space="preserve">    CCCD VARCHAR(20) UNIQUE,</w:t>
+      </w:r>
+    </w:p>
+    <w:p>
+      <w:pPr>
+        <w:pStyle w:val="ListParagraph"/>
+        <w:rPr>
+          <w:rFonts w:cs="Times New Roman"/>
+          <w:szCs w:val="26"/>
+        </w:rPr>
+      </w:pPr>
+      <w:r>
+        <w:rPr>
+          <w:rFonts w:cs="Times New Roman"/>
+          <w:szCs w:val="26"/>
+        </w:rPr>
+        <w:lastRenderedPageBreak/>
+        <w:t xml:space="preserve">    bangLai VARCHAR(20),</w:t>
+      </w:r>
+    </w:p>
+    <w:p>
+      <w:pPr>
+        <w:pStyle w:val="ListParagraph"/>
+        <w:rPr>
+          <w:rFonts w:cs="Times New Roman"/>
+          <w:szCs w:val="26"/>
+        </w:rPr>
+      </w:pPr>
+      <w:r>
+        <w:rPr>
+          <w:rFonts w:cs="Times New Roman"/>
+          <w:szCs w:val="26"/>
+        </w:rPr>
+        <w:t xml:space="preserve">    diaChi VARCHAR(255)</w:t>
+      </w:r>
+    </w:p>
+    <w:p>
+      <w:pPr>
+        <w:pStyle w:val="ListParagraph"/>
+        <w:rPr>
+          <w:rFonts w:cs="Times New Roman"/>
+          <w:szCs w:val="26"/>
+        </w:rPr>
+      </w:pPr>
+      <w:r>
+        <w:rPr>
+          <w:rFonts w:cs="Times New Roman"/>
+          <w:szCs w:val="26"/>
+        </w:rPr>
+        <w:t>);</w:t>
+      </w:r>
+    </w:p>
+    <w:p>
+      <w:pPr>
+        <w:pStyle w:val="ListParagraph"/>
+        <w:rPr>
+          <w:rFonts w:cs="Times New Roman"/>
+          <w:szCs w:val="26"/>
+        </w:rPr>
+      </w:pPr>
+    </w:p>
+    <w:p>
+      <w:pPr>
+        <w:pStyle w:val="ListParagraph"/>
+        <w:rPr>
+          <w:rFonts w:cs="Times New Roman"/>
+          <w:szCs w:val="26"/>
+        </w:rPr>
+      </w:pPr>
+    </w:p>
+    <w:p>
+      <w:pPr>
+        <w:pStyle w:val="ListParagraph"/>
+        <w:rPr>
+          <w:rFonts w:cs="Times New Roman"/>
+          <w:szCs w:val="26"/>
+        </w:rPr>
+      </w:pPr>
+      <w:r>
+        <w:rPr>
+          <w:rFonts w:cs="Times New Roman"/>
+          <w:szCs w:val="26"/>
+        </w:rPr>
+        <w:t>-- =====================================================</w:t>
+      </w:r>
+    </w:p>
+    <w:p>
+      <w:pPr>
+        <w:pStyle w:val="ListParagraph"/>
+        <w:rPr>
+          <w:rFonts w:cs="Times New Roman"/>
+          <w:szCs w:val="26"/>
+        </w:rPr>
+      </w:pPr>
+      <w:r>
+        <w:rPr>
+          <w:rFonts w:cs="Times New Roman"/>
+          <w:szCs w:val="26"/>
+        </w:rPr>
+        <w:t>-- 5. BẢNG HỢP ĐỒNG</w:t>
+      </w:r>
+    </w:p>
+    <w:p>
+      <w:pPr>
+        <w:pStyle w:val="ListParagraph"/>
+        <w:rPr>
+          <w:rFonts w:cs="Times New Roman"/>
+          <w:szCs w:val="26"/>
+        </w:rPr>
+      </w:pPr>
+      <w:r>
+        <w:rPr>
+          <w:rFonts w:cs="Times New Roman"/>
+          <w:szCs w:val="26"/>
+        </w:rPr>
+        <w:t>-- =====================================================</w:t>
+      </w:r>
+    </w:p>
+    <w:p>
+      <w:pPr>
+        <w:pStyle w:val="ListParagraph"/>
+        <w:rPr>
+          <w:rFonts w:cs="Times New Roman"/>
+          <w:szCs w:val="26"/>
+        </w:rPr>
+      </w:pPr>
+    </w:p>
+    <w:p>
+      <w:pPr>
+        <w:pStyle w:val="ListParagraph"/>
+        <w:rPr>
+          <w:rFonts w:cs="Times New Roman"/>
+          <w:szCs w:val="26"/>
+        </w:rPr>
+      </w:pPr>
+      <w:r>
+        <w:rPr>
+          <w:rFonts w:cs="Times New Roman"/>
+          <w:szCs w:val="26"/>
+        </w:rPr>
+        <w:t>CREATE TABLE HOP_DONG (</w:t>
+      </w:r>
+    </w:p>
+    <w:p>
+      <w:pPr>
+        <w:pStyle w:val="ListParagraph"/>
+        <w:rPr>
+          <w:rFonts w:cs="Times New Roman"/>
+          <w:szCs w:val="26"/>
+        </w:rPr>
+      </w:pPr>
+      <w:r>
+        <w:rPr>
+          <w:rFonts w:cs="Times New Roman"/>
+          <w:szCs w:val="26"/>
+        </w:rPr>
+        <w:t xml:space="preserve">    maHD INT AUTO_INCREMENT PRIMARY KEY,</w:t>
+      </w:r>
+    </w:p>
+    <w:p>
+      <w:pPr>
+        <w:pStyle w:val="ListParagraph"/>
+        <w:rPr>
+          <w:rFonts w:cs="Times New Roman"/>
+          <w:szCs w:val="26"/>
+        </w:rPr>
+      </w:pPr>
+    </w:p>
+    <w:p>
+      <w:pPr>
+        <w:pStyle w:val="ListParagraph"/>
+        <w:rPr>
+          <w:rFonts w:cs="Times New Roman"/>
+          <w:szCs w:val="26"/>
+        </w:rPr>
+      </w:pPr>
+      <w:r>
+        <w:rPr>
+          <w:rFonts w:cs="Times New Roman"/>
+          <w:szCs w:val="26"/>
+        </w:rPr>
+        <w:t xml:space="preserve">    maKH INT NOT NULL,</w:t>
+      </w:r>
+    </w:p>
+    <w:p>
+      <w:pPr>
+        <w:pStyle w:val="ListParagraph"/>
+        <w:rPr>
+          <w:rFonts w:cs="Times New Roman"/>
+          <w:szCs w:val="26"/>
+        </w:rPr>
+      </w:pPr>
+      <w:r>
+        <w:rPr>
+          <w:rFonts w:cs="Times New Roman"/>
+          <w:szCs w:val="26"/>
+        </w:rPr>
+        <w:t xml:space="preserve">    maXe INT NOT NULL,</w:t>
+      </w:r>
+    </w:p>
+    <w:p>
+      <w:pPr>
+        <w:pStyle w:val="ListParagraph"/>
+        <w:rPr>
+          <w:rFonts w:cs="Times New Roman"/>
+          <w:szCs w:val="26"/>
+        </w:rPr>
+      </w:pPr>
+      <w:r>
+        <w:rPr>
+          <w:rFonts w:cs="Times New Roman"/>
+          <w:szCs w:val="26"/>
+        </w:rPr>
+        <w:t xml:space="preserve">    maNV INT NOT NULL,</w:t>
+      </w:r>
+    </w:p>
+    <w:p>
+      <w:pPr>
+        <w:pStyle w:val="ListParagraph"/>
+        <w:rPr>
+          <w:rFonts w:cs="Times New Roman"/>
+          <w:szCs w:val="26"/>
+        </w:rPr>
+      </w:pPr>
+    </w:p>
+    <w:p>
+      <w:pPr>
+        <w:pStyle w:val="ListParagraph"/>
+        <w:rPr>
+          <w:rFonts w:cs="Times New Roman"/>
+          <w:szCs w:val="26"/>
+        </w:rPr>
+      </w:pPr>
+      <w:r>
+        <w:rPr>
+          <w:rFonts w:cs="Times New Roman"/>
+          <w:szCs w:val="26"/>
+        </w:rPr>
+        <w:t xml:space="preserve">    ngayThue DATETIME NOT NULL,</w:t>
+      </w:r>
+    </w:p>
+    <w:p>
+      <w:pPr>
+        <w:pStyle w:val="ListParagraph"/>
+        <w:rPr>
+          <w:rFonts w:cs="Times New Roman"/>
+          <w:szCs w:val="26"/>
+        </w:rPr>
+      </w:pPr>
+      <w:r>
+        <w:rPr>
+          <w:rFonts w:cs="Times New Roman"/>
+          <w:szCs w:val="26"/>
+        </w:rPr>
+        <w:t xml:space="preserve">    ngayTra DATETIME NOT NULL,</w:t>
+      </w:r>
+    </w:p>
+    <w:p>
+      <w:pPr>
+        <w:pStyle w:val="ListParagraph"/>
+        <w:rPr>
+          <w:rFonts w:cs="Times New Roman"/>
+          <w:szCs w:val="26"/>
+        </w:rPr>
+      </w:pPr>
+      <w:r>
+        <w:rPr>
+          <w:rFonts w:cs="Times New Roman"/>
+          <w:szCs w:val="26"/>
+        </w:rPr>
+        <w:t xml:space="preserve">    ngayTraThucTe DATETIME,</w:t>
+      </w:r>
+    </w:p>
+    <w:p>
+      <w:pPr>
+        <w:pStyle w:val="ListParagraph"/>
+        <w:rPr>
+          <w:rFonts w:cs="Times New Roman"/>
+          <w:szCs w:val="26"/>
+        </w:rPr>
+      </w:pPr>
+    </w:p>
+    <w:p>
+      <w:pPr>
+        <w:pStyle w:val="ListParagraph"/>
+        <w:rPr>
+          <w:rFonts w:cs="Times New Roman"/>
+          <w:szCs w:val="26"/>
+        </w:rPr>
+      </w:pPr>
+      <w:r>
+        <w:rPr>
+          <w:rFonts w:cs="Times New Roman"/>
+          <w:szCs w:val="26"/>
+        </w:rPr>
+        <w:t xml:space="preserve">    tienThue DECIMAL(15,2) DEFAULT 0,</w:t>
+      </w:r>
+    </w:p>
+    <w:p>
+      <w:pPr>
+        <w:pStyle w:val="ListParagraph"/>
+        <w:rPr>
+          <w:rFonts w:cs="Times New Roman"/>
+          <w:szCs w:val="26"/>
+        </w:rPr>
+      </w:pPr>
+    </w:p>
+    <w:p>
+      <w:pPr>
+        <w:pStyle w:val="ListParagraph"/>
+        <w:rPr>
+          <w:rFonts w:cs="Times New Roman"/>
+          <w:szCs w:val="26"/>
+        </w:rPr>
+      </w:pPr>
+      <w:r>
+        <w:rPr>
+          <w:rFonts w:cs="Times New Roman"/>
+          <w:szCs w:val="26"/>
+        </w:rPr>
+        <w:t xml:space="preserve">    trangThai ENUM(</w:t>
+      </w:r>
+    </w:p>
+    <w:p>
+      <w:pPr>
+        <w:pStyle w:val="ListParagraph"/>
+        <w:rPr>
+          <w:rFonts w:cs="Times New Roman"/>
+          <w:szCs w:val="26"/>
+        </w:rPr>
+      </w:pPr>
+      <w:r>
+        <w:rPr>
+          <w:rFonts w:cs="Times New Roman"/>
+          <w:szCs w:val="26"/>
+        </w:rPr>
+        <w:t xml:space="preserve">    </w:t>
+      </w:r>
+      <w:r>
+        <w:rPr>
+          <w:rFonts w:cs="Times New Roman"/>
+          <w:szCs w:val="26"/>
+        </w:rPr>
+        <w:tab/>
+        <w:t>'CHO_XAC_NHAN',</w:t>
+      </w:r>
+    </w:p>
+    <w:p>
+      <w:pPr>
+        <w:pStyle w:val="ListParagraph"/>
+        <w:rPr>
+          <w:rFonts w:cs="Times New Roman"/>
+          <w:szCs w:val="26"/>
+        </w:rPr>
+      </w:pPr>
+      <w:r>
+        <w:rPr>
+          <w:rFonts w:cs="Times New Roman"/>
+          <w:szCs w:val="26"/>
+        </w:rPr>
+        <w:t xml:space="preserve">    </w:t>
+      </w:r>
+      <w:r>
+        <w:rPr>
+          <w:rFonts w:cs="Times New Roman"/>
+          <w:szCs w:val="26"/>
+        </w:rPr>
+        <w:tab/>
+        <w:t>'DA_XAC_NHAN',</w:t>
+      </w:r>
+    </w:p>
+    <w:p>
+      <w:pPr>
+        <w:pStyle w:val="ListParagraph"/>
+        <w:rPr>
+          <w:rFonts w:cs="Times New Roman"/>
+          <w:szCs w:val="26"/>
+        </w:rPr>
+      </w:pPr>
+      <w:r>
+        <w:rPr>
+          <w:rFonts w:cs="Times New Roman"/>
+          <w:szCs w:val="26"/>
+        </w:rPr>
+        <w:t xml:space="preserve">    </w:t>
+      </w:r>
+      <w:r>
+        <w:rPr>
+          <w:rFonts w:cs="Times New Roman"/>
+          <w:szCs w:val="26"/>
+        </w:rPr>
+        <w:tab/>
+        <w:t>'DANG_THUE',</w:t>
+      </w:r>
+    </w:p>
+    <w:p>
+      <w:pPr>
+        <w:pStyle w:val="ListParagraph"/>
+        <w:rPr>
+          <w:rFonts w:cs="Times New Roman"/>
+          <w:szCs w:val="26"/>
+        </w:rPr>
+      </w:pPr>
+      <w:r>
+        <w:rPr>
+          <w:rFonts w:cs="Times New Roman"/>
+          <w:szCs w:val="26"/>
+        </w:rPr>
+        <w:t xml:space="preserve">    </w:t>
+      </w:r>
+      <w:r>
+        <w:rPr>
+          <w:rFonts w:cs="Times New Roman"/>
+          <w:szCs w:val="26"/>
+        </w:rPr>
+        <w:tab/>
+        <w:t>'DA_TRA',</w:t>
+      </w:r>
+    </w:p>
+    <w:p>
+      <w:pPr>
+        <w:pStyle w:val="ListParagraph"/>
+        <w:rPr>
+          <w:rFonts w:cs="Times New Roman"/>
+          <w:szCs w:val="26"/>
+        </w:rPr>
+      </w:pPr>
+      <w:r>
+        <w:rPr>
+          <w:rFonts w:cs="Times New Roman"/>
+          <w:szCs w:val="26"/>
+        </w:rPr>
+        <w:t xml:space="preserve">    </w:t>
+      </w:r>
+      <w:r>
+        <w:rPr>
+          <w:rFonts w:cs="Times New Roman"/>
+          <w:szCs w:val="26"/>
+        </w:rPr>
+        <w:tab/>
+        <w:t>'DA_HUY'</w:t>
+      </w:r>
+    </w:p>
+    <w:p>
+      <w:pPr>
+        <w:pStyle w:val="ListParagraph"/>
+        <w:rPr>
+          <w:rFonts w:cs="Times New Roman"/>
+          <w:szCs w:val="26"/>
+        </w:rPr>
+      </w:pPr>
+      <w:r>
+        <w:rPr>
+          <w:rFonts w:cs="Times New Roman"/>
+          <w:szCs w:val="26"/>
+        </w:rPr>
+        <w:t xml:space="preserve">     ) DEFAULT 'CHO_XAC_NHAN',</w:t>
+      </w:r>
+    </w:p>
+    <w:p>
+      <w:pPr>
+        <w:pStyle w:val="ListParagraph"/>
+        <w:rPr>
+          <w:rFonts w:cs="Times New Roman"/>
+          <w:szCs w:val="26"/>
+        </w:rPr>
+      </w:pPr>
+    </w:p>
+    <w:p>
+      <w:pPr>
+        <w:pStyle w:val="ListParagraph"/>
+        <w:rPr>
+          <w:rFonts w:cs="Times New Roman"/>
+          <w:szCs w:val="26"/>
+        </w:rPr>
+      </w:pPr>
+      <w:r>
+        <w:rPr>
+          <w:rFonts w:cs="Times New Roman"/>
+          <w:szCs w:val="26"/>
+        </w:rPr>
+        <w:t xml:space="preserve">    CONSTRAINT fk_hd_khachhang</w:t>
+      </w:r>
+    </w:p>
+    <w:p>
+      <w:pPr>
+        <w:pStyle w:val="ListParagraph"/>
+        <w:rPr>
+          <w:rFonts w:cs="Times New Roman"/>
+          <w:szCs w:val="26"/>
+        </w:rPr>
+      </w:pPr>
+      <w:r>
+        <w:rPr>
+          <w:rFonts w:cs="Times New Roman"/>
+          <w:szCs w:val="26"/>
+        </w:rPr>
+        <w:t xml:space="preserve">        FOREIGN KEY (maKH)</w:t>
+      </w:r>
+    </w:p>
+    <w:p>
+      <w:pPr>
+        <w:pStyle w:val="ListParagraph"/>
+        <w:rPr>
+          <w:rFonts w:cs="Times New Roman"/>
+          <w:szCs w:val="26"/>
+        </w:rPr>
+      </w:pPr>
+      <w:r>
+        <w:rPr>
+          <w:rFonts w:cs="Times New Roman"/>
+          <w:szCs w:val="26"/>
+        </w:rPr>
+        <w:t xml:space="preserve">        REFERENCES KHACH_HANG(maKH)</w:t>
+      </w:r>
+    </w:p>
+    <w:p>
+      <w:pPr>
+        <w:pStyle w:val="ListParagraph"/>
+        <w:rPr>
+          <w:rFonts w:cs="Times New Roman"/>
+          <w:szCs w:val="26"/>
+        </w:rPr>
+      </w:pPr>
+      <w:r>
+        <w:rPr>
+          <w:rFonts w:cs="Times New Roman"/>
+          <w:szCs w:val="26"/>
+        </w:rPr>
+        <w:t xml:space="preserve">        ON UPDATE CASCADE</w:t>
+      </w:r>
+    </w:p>
+    <w:p>
+      <w:pPr>
+        <w:pStyle w:val="ListParagraph"/>
+        <w:rPr>
+          <w:rFonts w:cs="Times New Roman"/>
+          <w:szCs w:val="26"/>
+        </w:rPr>
+      </w:pPr>
+      <w:r>
+        <w:rPr>
+          <w:rFonts w:cs="Times New Roman"/>
+          <w:szCs w:val="26"/>
+        </w:rPr>
+        <w:t xml:space="preserve">        ON DELETE RESTRICT,</w:t>
+      </w:r>
+    </w:p>
+    <w:p>
+      <w:pPr>
+        <w:pStyle w:val="ListParagraph"/>
+        <w:rPr>
+          <w:rFonts w:cs="Times New Roman"/>
+          <w:szCs w:val="26"/>
+        </w:rPr>
+      </w:pPr>
+    </w:p>
+    <w:p>
+      <w:pPr>
+        <w:pStyle w:val="ListParagraph"/>
+        <w:rPr>
+          <w:rFonts w:cs="Times New Roman"/>
+          <w:szCs w:val="26"/>
+        </w:rPr>
+      </w:pPr>
+      <w:r>
+        <w:rPr>
+          <w:rFonts w:cs="Times New Roman"/>
+          <w:szCs w:val="26"/>
+        </w:rPr>
+        <w:lastRenderedPageBreak/>
+        <w:t xml:space="preserve">    CONSTRAINT fk_hd_xe</w:t>
+      </w:r>
+    </w:p>
+    <w:p>
+      <w:pPr>
+        <w:pStyle w:val="ListParagraph"/>
+        <w:rPr>
+          <w:rFonts w:cs="Times New Roman"/>
+          <w:szCs w:val="26"/>
+        </w:rPr>
+      </w:pPr>
+      <w:r>
+        <w:rPr>
+          <w:rFonts w:cs="Times New Roman"/>
+          <w:szCs w:val="26"/>
+        </w:rPr>
+        <w:t xml:space="preserve">        FOREIGN KEY (maXe)</w:t>
+      </w:r>
+    </w:p>
+    <w:p>
+      <w:pPr>
+        <w:pStyle w:val="ListParagraph"/>
+        <w:rPr>
+          <w:rFonts w:cs="Times New Roman"/>
+          <w:szCs w:val="26"/>
+        </w:rPr>
+      </w:pPr>
+      <w:r>
+        <w:rPr>
+          <w:rFonts w:cs="Times New Roman"/>
+          <w:szCs w:val="26"/>
+        </w:rPr>
+        <w:t xml:space="preserve">        REFERENCES XE(maXe)</w:t>
+      </w:r>
+    </w:p>
+    <w:p>
+      <w:pPr>
+        <w:pStyle w:val="ListParagraph"/>
+        <w:rPr>
+          <w:rFonts w:cs="Times New Roman"/>
+          <w:szCs w:val="26"/>
+        </w:rPr>
+      </w:pPr>
+      <w:r>
+        <w:rPr>
+          <w:rFonts w:cs="Times New Roman"/>
+          <w:szCs w:val="26"/>
+        </w:rPr>
+        <w:t xml:space="preserve">        ON UPDATE CASCADE</w:t>
+      </w:r>
+    </w:p>
+    <w:p>
+      <w:pPr>
+        <w:pStyle w:val="ListParagraph"/>
+        <w:rPr>
+          <w:rFonts w:cs="Times New Roman"/>
+          <w:szCs w:val="26"/>
+        </w:rPr>
+      </w:pPr>
+      <w:r>
+        <w:rPr>
+          <w:rFonts w:cs="Times New Roman"/>
+          <w:szCs w:val="26"/>
+        </w:rPr>
+        <w:t xml:space="preserve">        ON DELETE RESTRICT,</w:t>
+      </w:r>
+    </w:p>
+    <w:p>
+      <w:pPr>
+        <w:pStyle w:val="ListParagraph"/>
+        <w:rPr>
+          <w:rFonts w:cs="Times New Roman"/>
+          <w:szCs w:val="26"/>
+        </w:rPr>
+      </w:pPr>
+    </w:p>
+    <w:p>
+      <w:pPr>
+        <w:pStyle w:val="ListParagraph"/>
+        <w:rPr>
+          <w:rFonts w:cs="Times New Roman"/>
+          <w:szCs w:val="26"/>
+        </w:rPr>
+      </w:pPr>
+      <w:r>
+        <w:rPr>
+          <w:rFonts w:cs="Times New Roman"/>
+          <w:szCs w:val="26"/>
+        </w:rPr>
+        <w:t xml:space="preserve">    CONSTRAINT fk_hd_nhanvien</w:t>
+      </w:r>
+    </w:p>
+    <w:p>
+      <w:pPr>
+        <w:pStyle w:val="ListParagraph"/>
+        <w:rPr>
+          <w:rFonts w:cs="Times New Roman"/>
+          <w:szCs w:val="26"/>
+        </w:rPr>
+      </w:pPr>
+      <w:r>
+        <w:rPr>
+          <w:rFonts w:cs="Times New Roman"/>
+          <w:szCs w:val="26"/>
+        </w:rPr>
+        <w:t xml:space="preserve">        FOREIGN KEY (maNV)</w:t>
+      </w:r>
+    </w:p>
+    <w:p>
+      <w:pPr>
+        <w:pStyle w:val="ListParagraph"/>
+        <w:rPr>
+          <w:rFonts w:cs="Times New Roman"/>
+          <w:szCs w:val="26"/>
+        </w:rPr>
+      </w:pPr>
+      <w:r>
+        <w:rPr>
+          <w:rFonts w:cs="Times New Roman"/>
+          <w:szCs w:val="26"/>
+        </w:rPr>
+        <w:t xml:space="preserve">        REFERENCES NHAN_VIEN(maNV)</w:t>
+      </w:r>
+    </w:p>
+    <w:p>
+      <w:pPr>
+        <w:pStyle w:val="ListParagraph"/>
+        <w:rPr>
+          <w:rFonts w:cs="Times New Roman"/>
+          <w:szCs w:val="26"/>
+        </w:rPr>
+      </w:pPr>
+      <w:r>
+        <w:rPr>
+          <w:rFonts w:cs="Times New Roman"/>
+          <w:szCs w:val="26"/>
+        </w:rPr>
+        <w:t xml:space="preserve">        ON UPDATE CASCADE</w:t>
+      </w:r>
+    </w:p>
+    <w:p>
+      <w:pPr>
+        <w:pStyle w:val="ListParagraph"/>
+        <w:rPr>
+          <w:rFonts w:cs="Times New Roman"/>
+          <w:szCs w:val="26"/>
+        </w:rPr>
+      </w:pPr>
+      <w:r>
+        <w:rPr>
+          <w:rFonts w:cs="Times New Roman"/>
+          <w:szCs w:val="26"/>
+        </w:rPr>
+        <w:t xml:space="preserve">        ON DELETE RESTRICT</w:t>
+      </w:r>
+    </w:p>
+    <w:p>
+      <w:pPr>
+        <w:pStyle w:val="ListParagraph"/>
+        <w:rPr>
+          <w:rFonts w:cs="Times New Roman"/>
+          <w:szCs w:val="26"/>
+        </w:rPr>
+      </w:pPr>
+      <w:r>
+        <w:rPr>
+          <w:rFonts w:cs="Times New Roman"/>
+          <w:szCs w:val="26"/>
+        </w:rPr>
+        <w:t>);</w:t>
+      </w:r>
+    </w:p>
+    <w:p>
+      <w:pPr>
+        <w:pStyle w:val="ListParagraph"/>
+        <w:rPr>
+          <w:rFonts w:cs="Times New Roman"/>
+          <w:szCs w:val="26"/>
+        </w:rPr>
+      </w:pPr>
+    </w:p>
+    <w:p>
+      <w:pPr>
+        <w:pStyle w:val="ListParagraph"/>
+        <w:rPr>
+          <w:rFonts w:cs="Times New Roman"/>
+          <w:szCs w:val="26"/>
+        </w:rPr>
+      </w:pPr>
+    </w:p>
+    <w:p>
+      <w:pPr>
+        <w:pStyle w:val="ListParagraph"/>
+        <w:rPr>
+          <w:rFonts w:cs="Times New Roman"/>
+          <w:szCs w:val="26"/>
+        </w:rPr>
+      </w:pPr>
+      <w:r>
+        <w:rPr>
+          <w:rFonts w:cs="Times New Roman"/>
+          <w:szCs w:val="26"/>
+        </w:rPr>
+        <w:t>-- =====================================================</w:t>
+      </w:r>
+    </w:p>
+    <w:p>
+      <w:pPr>
+        <w:pStyle w:val="ListParagraph"/>
+        <w:rPr>
+          <w:rFonts w:cs="Times New Roman"/>
+          <w:szCs w:val="26"/>
+        </w:rPr>
+      </w:pPr>
+      <w:r>
+        <w:rPr>
+          <w:rFonts w:cs="Times New Roman"/>
+          <w:szCs w:val="26"/>
+        </w:rPr>
+        <w:t>-- 6. BẢNG THANH TOÁN</w:t>
+      </w:r>
+    </w:p>
+    <w:p>
+      <w:pPr>
+        <w:pStyle w:val="ListParagraph"/>
+        <w:rPr>
+          <w:rFonts w:cs="Times New Roman"/>
+          <w:szCs w:val="26"/>
+        </w:rPr>
+      </w:pPr>
+      <w:r>
+        <w:rPr>
+          <w:rFonts w:cs="Times New Roman"/>
+          <w:szCs w:val="26"/>
+        </w:rPr>
+        <w:t>-- =====================================================</w:t>
+      </w:r>
+    </w:p>
+    <w:p>
+      <w:pPr>
+        <w:pStyle w:val="ListParagraph"/>
+        <w:rPr>
+          <w:rFonts w:cs="Times New Roman"/>
+          <w:szCs w:val="26"/>
+        </w:rPr>
+      </w:pPr>
+    </w:p>
+    <w:p>
+      <w:pPr>
+        <w:pStyle w:val="ListParagraph"/>
+        <w:rPr>
+          <w:rFonts w:cs="Times New Roman"/>
+          <w:szCs w:val="26"/>
+        </w:rPr>
+      </w:pPr>
+      <w:r>
+        <w:rPr>
+          <w:rFonts w:cs="Times New Roman"/>
+          <w:szCs w:val="26"/>
+        </w:rPr>
+        <w:t>CREATE TABLE THANH_TOAN (</w:t>
+      </w:r>
+    </w:p>
+    <w:p>
+      <w:pPr>
+        <w:pStyle w:val="ListParagraph"/>
+        <w:rPr>
+          <w:rFonts w:cs="Times New Roman"/>
+          <w:szCs w:val="26"/>
+        </w:rPr>
+      </w:pPr>
+      <w:r>
+        <w:rPr>
+          <w:rFonts w:cs="Times New Roman"/>
+          <w:szCs w:val="26"/>
+        </w:rPr>
+        <w:t xml:space="preserve">    maTT INT AUTO_INCREMENT PRIMARY KEY,</w:t>
+      </w:r>
+    </w:p>
+    <w:p>
+      <w:pPr>
+        <w:pStyle w:val="ListParagraph"/>
+        <w:rPr>
+          <w:rFonts w:cs="Times New Roman"/>
+          <w:szCs w:val="26"/>
+        </w:rPr>
+      </w:pPr>
+    </w:p>
+    <w:p>
+      <w:pPr>
+        <w:pStyle w:val="ListParagraph"/>
+        <w:rPr>
+          <w:rFonts w:cs="Times New Roman"/>
+          <w:szCs w:val="26"/>
+        </w:rPr>
+      </w:pPr>
+      <w:r>
+        <w:rPr>
+          <w:rFonts w:cs="Times New Roman"/>
+          <w:szCs w:val="26"/>
+        </w:rPr>
+        <w:t xml:space="preserve">    maHD INT NOT NULL,</w:t>
+      </w:r>
+    </w:p>
+    <w:p>
+      <w:pPr>
+        <w:pStyle w:val="ListParagraph"/>
+        <w:rPr>
+          <w:rFonts w:cs="Times New Roman"/>
+          <w:szCs w:val="26"/>
+        </w:rPr>
+      </w:pPr>
+      <w:r>
+        <w:rPr>
+          <w:rFonts w:cs="Times New Roman"/>
+          <w:szCs w:val="26"/>
+        </w:rPr>
+        <w:t xml:space="preserve">    soTien DECIMAL(15,2) NOT NULL,</w:t>
+      </w:r>
+    </w:p>
+    <w:p>
+      <w:pPr>
+        <w:pStyle w:val="ListParagraph"/>
+        <w:rPr>
+          <w:rFonts w:cs="Times New Roman"/>
+          <w:szCs w:val="26"/>
+        </w:rPr>
+      </w:pPr>
+      <w:r>
+        <w:rPr>
+          <w:rFonts w:cs="Times New Roman"/>
+          <w:szCs w:val="26"/>
+        </w:rPr>
+        <w:t xml:space="preserve">    phuongThuc ENUM(</w:t>
+      </w:r>
+    </w:p>
+    <w:p>
+      <w:pPr>
+        <w:pStyle w:val="ListParagraph"/>
+        <w:rPr>
+          <w:rFonts w:cs="Times New Roman"/>
+          <w:szCs w:val="26"/>
+        </w:rPr>
+      </w:pPr>
+      <w:r>
+        <w:rPr>
+          <w:rFonts w:cs="Times New Roman"/>
+          <w:szCs w:val="26"/>
+        </w:rPr>
+        <w:t xml:space="preserve">    </w:t>
+      </w:r>
+      <w:r>
+        <w:rPr>
+          <w:rFonts w:cs="Times New Roman"/>
+          <w:szCs w:val="26"/>
+        </w:rPr>
+        <w:tab/>
+        <w:t>'TIEN_MAT',</w:t>
+      </w:r>
+    </w:p>
+    <w:p>
+      <w:pPr>
+        <w:pStyle w:val="ListParagraph"/>
+        <w:rPr>
+          <w:rFonts w:cs="Times New Roman"/>
+          <w:szCs w:val="26"/>
+        </w:rPr>
+      </w:pPr>
+      <w:r>
+        <w:rPr>
+          <w:rFonts w:cs="Times New Roman"/>
+          <w:szCs w:val="26"/>
+        </w:rPr>
+        <w:t xml:space="preserve">    </w:t>
+      </w:r>
+      <w:r>
+        <w:rPr>
+          <w:rFonts w:cs="Times New Roman"/>
+          <w:szCs w:val="26"/>
+        </w:rPr>
+        <w:tab/>
+        <w:t>'CHUYEN_KHOAN',</w:t>
+      </w:r>
+    </w:p>
+    <w:p>
+      <w:pPr>
+        <w:pStyle w:val="ListParagraph"/>
+        <w:rPr>
+          <w:rFonts w:cs="Times New Roman"/>
+          <w:szCs w:val="26"/>
+        </w:rPr>
+      </w:pPr>
+      <w:r>
+        <w:rPr>
+          <w:rFonts w:cs="Times New Roman"/>
+          <w:szCs w:val="26"/>
+        </w:rPr>
+        <w:t xml:space="preserve">    </w:t>
+      </w:r>
+      <w:r>
+        <w:rPr>
+          <w:rFonts w:cs="Times New Roman"/>
+          <w:szCs w:val="26"/>
+        </w:rPr>
+        <w:tab/>
+        <w:t>'THE'</w:t>
+      </w:r>
+    </w:p>
+    <w:p>
+      <w:pPr>
+        <w:pStyle w:val="ListParagraph"/>
+        <w:rPr>
+          <w:rFonts w:cs="Times New Roman"/>
+          <w:szCs w:val="26"/>
+        </w:rPr>
+      </w:pPr>
+      <w:r>
+        <w:rPr>
+          <w:rFonts w:cs="Times New Roman"/>
+          <w:szCs w:val="26"/>
+        </w:rPr>
+        <w:t xml:space="preserve">    ) NOT NULL,</w:t>
+      </w:r>
+    </w:p>
+    <w:p>
+      <w:pPr>
+        <w:pStyle w:val="ListParagraph"/>
+        <w:rPr>
+          <w:rFonts w:cs="Times New Roman"/>
+          <w:szCs w:val="26"/>
+        </w:rPr>
+      </w:pPr>
+      <w:r>
+        <w:rPr>
+          <w:rFonts w:cs="Times New Roman"/>
+          <w:szCs w:val="26"/>
+        </w:rPr>
+        <w:t xml:space="preserve">    ngayTT DATETIME NOT NULL DEFAULT CURRENT_TIMESTAMP,</w:t>
+      </w:r>
+    </w:p>
+    <w:p>
+      <w:pPr>
+        <w:pStyle w:val="ListParagraph"/>
+        <w:rPr>
+          <w:rFonts w:cs="Times New Roman"/>
+          <w:szCs w:val="26"/>
+        </w:rPr>
+      </w:pPr>
+    </w:p>
+    <w:p>
+      <w:pPr>
+        <w:pStyle w:val="ListParagraph"/>
+        <w:rPr>
+          <w:rFonts w:cs="Times New Roman"/>
+          <w:szCs w:val="26"/>
+        </w:rPr>
+      </w:pPr>
+      <w:r>
+        <w:rPr>
+          <w:rFonts w:cs="Times New Roman"/>
+          <w:szCs w:val="26"/>
+        </w:rPr>
+        <w:t xml:space="preserve">    CONSTRAINT fk_tt_hopdong</w:t>
+      </w:r>
+    </w:p>
+    <w:p>
+      <w:pPr>
+        <w:pStyle w:val="ListParagraph"/>
+        <w:rPr>
+          <w:rFonts w:cs="Times New Roman"/>
+          <w:szCs w:val="26"/>
+        </w:rPr>
+      </w:pPr>
+      <w:r>
+        <w:rPr>
+          <w:rFonts w:cs="Times New Roman"/>
+          <w:szCs w:val="26"/>
+        </w:rPr>
+        <w:t xml:space="preserve">        FOREIGN KEY (maHD)</w:t>
+      </w:r>
+    </w:p>
+    <w:p>
+      <w:pPr>
+        <w:pStyle w:val="ListParagraph"/>
+        <w:rPr>
+          <w:rFonts w:cs="Times New Roman"/>
+          <w:szCs w:val="26"/>
+        </w:rPr>
+      </w:pPr>
+      <w:r>
+        <w:rPr>
+          <w:rFonts w:cs="Times New Roman"/>
+          <w:szCs w:val="26"/>
+        </w:rPr>
+        <w:t xml:space="preserve">        REFERENCES HOP_DONG(maHD)</w:t>
+      </w:r>
+    </w:p>
+    <w:p>
+      <w:pPr>
+        <w:pStyle w:val="ListParagraph"/>
+        <w:rPr>
+          <w:rFonts w:cs="Times New Roman"/>
+          <w:szCs w:val="26"/>
+        </w:rPr>
+      </w:pPr>
+      <w:r>
+        <w:rPr>
+          <w:rFonts w:cs="Times New Roman"/>
+          <w:szCs w:val="26"/>
+        </w:rPr>
+        <w:t xml:space="preserve">        ON UPDATE CASCADE</w:t>
+      </w:r>
+    </w:p>
+    <w:p>
+      <w:pPr>
+        <w:pStyle w:val="ListParagraph"/>
+        <w:rPr>
+          <w:rFonts w:cs="Times New Roman"/>
+          <w:szCs w:val="26"/>
+        </w:rPr>
+      </w:pPr>
+      <w:r>
+        <w:rPr>
+          <w:rFonts w:cs="Times New Roman"/>
+          <w:szCs w:val="26"/>
+        </w:rPr>
+        <w:t xml:space="preserve">        ON DELETE RESTRICT</w:t>
+      </w:r>
+    </w:p>
+    <w:p>
+      <w:pPr>
+        <w:pStyle w:val="ListParagraph"/>
+        <w:rPr>
+          <w:rFonts w:cs="Times New Roman"/>
+          <w:szCs w:val="26"/>
+        </w:rPr>
+      </w:pPr>
+      <w:r>
+        <w:rPr>
+          <w:rFonts w:cs="Times New Roman"/>
+          <w:szCs w:val="26"/>
+        </w:rPr>
+        <w:t>);</w:t>
+      </w:r>
+    </w:p>
+    <w:p>
+      <w:pPr>
+        <w:pStyle w:val="ListParagraph"/>
+        <w:rPr>
+          <w:rFonts w:cs="Times New Roman"/>
+          <w:szCs w:val="26"/>
+        </w:rPr>
+      </w:pPr>
+    </w:p>
+    <w:p>
+      <w:pPr>
+        <w:pStyle w:val="ListParagraph"/>
+        <w:rPr>
+          <w:rFonts w:cs="Times New Roman"/>
+          <w:szCs w:val="26"/>
+        </w:rPr>
+      </w:pPr>
+    </w:p>
+    <w:p>
+      <w:pPr>
+        <w:pStyle w:val="ListParagraph"/>
+        <w:rPr>
+          <w:rFonts w:cs="Times New Roman"/>
+          <w:szCs w:val="26"/>
+        </w:rPr>
+      </w:pPr>
+      <w:r>
+        <w:rPr>
+          <w:rFonts w:cs="Times New Roman"/>
+          <w:szCs w:val="26"/>
+        </w:rPr>
+        <w:t>-- =====================================================</w:t>
+      </w:r>
+    </w:p>
+    <w:p>
+      <w:pPr>
+        <w:pStyle w:val="ListParagraph"/>
+        <w:rPr>
+          <w:rFonts w:cs="Times New Roman"/>
+          <w:szCs w:val="26"/>
+        </w:rPr>
+      </w:pPr>
+      <w:r>
+        <w:rPr>
+          <w:rFonts w:cs="Times New Roman"/>
+          <w:szCs w:val="26"/>
+        </w:rPr>
+        <w:t>-- 7. BẢNG BẢO TRÌ</w:t>
+      </w:r>
+    </w:p>
+    <w:p>
+      <w:pPr>
+        <w:pStyle w:val="ListParagraph"/>
+        <w:rPr>
+          <w:rFonts w:cs="Times New Roman"/>
+          <w:szCs w:val="26"/>
+        </w:rPr>
+      </w:pPr>
+      <w:r>
+        <w:rPr>
+          <w:rFonts w:cs="Times New Roman"/>
+          <w:szCs w:val="26"/>
+        </w:rPr>
+        <w:t>-- =====================================================</w:t>
+      </w:r>
+    </w:p>
+    <w:p>
+      <w:pPr>
+        <w:pStyle w:val="ListParagraph"/>
+        <w:rPr>
+          <w:rFonts w:cs="Times New Roman"/>
+          <w:szCs w:val="26"/>
+        </w:rPr>
+      </w:pPr>
+    </w:p>
+    <w:p>
+      <w:pPr>
+        <w:pStyle w:val="ListParagraph"/>
+        <w:rPr>
+          <w:rFonts w:cs="Times New Roman"/>
+          <w:szCs w:val="26"/>
+        </w:rPr>
+      </w:pPr>
+      <w:r>
+        <w:rPr>
+          <w:rFonts w:cs="Times New Roman"/>
+          <w:szCs w:val="26"/>
+        </w:rPr>
+        <w:t>CREATE TABLE BAO_TRI (</w:t>
+      </w:r>
+    </w:p>
+    <w:p>
+      <w:pPr>
+        <w:pStyle w:val="ListParagraph"/>
+        <w:rPr>
+          <w:rFonts w:cs="Times New Roman"/>
+          <w:szCs w:val="26"/>
+        </w:rPr>
+      </w:pPr>
+      <w:r>
+        <w:rPr>
+          <w:rFonts w:cs="Times New Roman"/>
+          <w:szCs w:val="26"/>
+        </w:rPr>
+        <w:t xml:space="preserve">    maBT INT AUTO_INCREMENT PRIMARY KEY,</w:t>
+      </w:r>
+    </w:p>
+    <w:p>
+      <w:pPr>
+        <w:pStyle w:val="ListParagraph"/>
+        <w:rPr>
+          <w:rFonts w:cs="Times New Roman"/>
+          <w:szCs w:val="26"/>
+        </w:rPr>
+      </w:pPr>
+    </w:p>
+    <w:p>
+      <w:pPr>
+        <w:pStyle w:val="ListParagraph"/>
+        <w:rPr>
+          <w:rFonts w:cs="Times New Roman"/>
+          <w:szCs w:val="26"/>
+        </w:rPr>
+      </w:pPr>
+      <w:r>
+        <w:rPr>
+          <w:rFonts w:cs="Times New Roman"/>
+          <w:szCs w:val="26"/>
+        </w:rPr>
+        <w:t xml:space="preserve">    maXe INT NOT NULL,</w:t>
+      </w:r>
+    </w:p>
+    <w:p>
+      <w:pPr>
+        <w:pStyle w:val="ListParagraph"/>
+        <w:rPr>
+          <w:rFonts w:cs="Times New Roman"/>
+          <w:szCs w:val="26"/>
+        </w:rPr>
+      </w:pPr>
+      <w:r>
+        <w:rPr>
+          <w:rFonts w:cs="Times New Roman"/>
+          <w:szCs w:val="26"/>
+        </w:rPr>
+        <w:t xml:space="preserve">    noiDung TEXT,</w:t>
+      </w:r>
+    </w:p>
+    <w:p>
+      <w:pPr>
+        <w:pStyle w:val="ListParagraph"/>
+        <w:rPr>
+          <w:rFonts w:cs="Times New Roman"/>
+          <w:szCs w:val="26"/>
+        </w:rPr>
+      </w:pPr>
+      <w:r>
+        <w:rPr>
+          <w:rFonts w:cs="Times New Roman"/>
+          <w:szCs w:val="26"/>
+        </w:rPr>
+        <w:t xml:space="preserve">    ngayBatDau DATE,</w:t>
+      </w:r>
+    </w:p>
+    <w:p>
+      <w:pPr>
+        <w:pStyle w:val="ListParagraph"/>
+        <w:rPr>
+          <w:rFonts w:cs="Times New Roman"/>
+          <w:szCs w:val="26"/>
+        </w:rPr>
+      </w:pPr>
+      <w:r>
+        <w:rPr>
+          <w:rFonts w:cs="Times New Roman"/>
+          <w:szCs w:val="26"/>
+        </w:rPr>
+        <w:t xml:space="preserve">    ngayKetThuc DATE,</w:t>
+      </w:r>
+    </w:p>
+    <w:p>
+      <w:pPr>
+        <w:pStyle w:val="ListParagraph"/>
+        <w:rPr>
+          <w:rFonts w:cs="Times New Roman"/>
+          <w:szCs w:val="26"/>
+        </w:rPr>
+      </w:pPr>
+      <w:r>
+        <w:rPr>
+          <w:rFonts w:cs="Times New Roman"/>
+          <w:szCs w:val="26"/>
+        </w:rPr>
+        <w:t xml:space="preserve">    chiPhi DECIMAL(15,2) DEFAULT 0,</w:t>
+      </w:r>
+    </w:p>
+    <w:p>
+      <w:pPr>
+        <w:pStyle w:val="ListParagraph"/>
+        <w:rPr>
+          <w:rFonts w:cs="Times New Roman"/>
+          <w:szCs w:val="26"/>
+        </w:rPr>
+      </w:pPr>
+      <w:r>
+        <w:rPr>
+          <w:rFonts w:cs="Times New Roman"/>
+          <w:szCs w:val="26"/>
+        </w:rPr>
+        <w:t xml:space="preserve">    trangThai ENUM(</w:t>
+      </w:r>
+    </w:p>
+    <w:p>
+      <w:pPr>
+        <w:pStyle w:val="ListParagraph"/>
+        <w:rPr>
+          <w:rFonts w:cs="Times New Roman"/>
+          <w:szCs w:val="26"/>
+        </w:rPr>
+      </w:pPr>
+      <w:r>
+        <w:rPr>
+          <w:rFonts w:cs="Times New Roman"/>
+          <w:szCs w:val="26"/>
+        </w:rPr>
+        <w:t xml:space="preserve">    </w:t>
+      </w:r>
+      <w:r>
+        <w:rPr>
+          <w:rFonts w:cs="Times New Roman"/>
+          <w:szCs w:val="26"/>
+        </w:rPr>
+        <w:tab/>
+        <w:t>'CHO_BAO_TRI',</w:t>
+      </w:r>
+    </w:p>
+    <w:p>
+      <w:pPr>
+        <w:pStyle w:val="ListParagraph"/>
+        <w:rPr>
+          <w:rFonts w:cs="Times New Roman"/>
+          <w:szCs w:val="26"/>
+        </w:rPr>
+      </w:pPr>
+      <w:r>
+        <w:rPr>
+          <w:rFonts w:cs="Times New Roman"/>
+          <w:szCs w:val="26"/>
+        </w:rPr>
+        <w:t xml:space="preserve">    </w:t>
+      </w:r>
+      <w:r>
+        <w:rPr>
+          <w:rFonts w:cs="Times New Roman"/>
+          <w:szCs w:val="26"/>
+        </w:rPr>
+        <w:tab/>
+        <w:t>'DANG_BAO_TRI',</w:t>
+      </w:r>
+    </w:p>
+    <w:p>
+      <w:pPr>
+        <w:pStyle w:val="ListParagraph"/>
+        <w:rPr>
+          <w:rFonts w:cs="Times New Roman"/>
+          <w:szCs w:val="26"/>
+        </w:rPr>
+      </w:pPr>
+      <w:r>
+        <w:rPr>
+          <w:rFonts w:cs="Times New Roman"/>
+          <w:szCs w:val="26"/>
+        </w:rPr>
+        <w:t xml:space="preserve">    </w:t>
+      </w:r>
+      <w:r>
+        <w:rPr>
+          <w:rFonts w:cs="Times New Roman"/>
+          <w:szCs w:val="26"/>
+        </w:rPr>
+        <w:tab/>
+        <w:t>'DA_HOAN_THANH'</w:t>
+      </w:r>
+    </w:p>
+    <w:p>
+      <w:pPr>
+        <w:pStyle w:val="ListParagraph"/>
+        <w:rPr>
+          <w:rFonts w:cs="Times New Roman"/>
+          <w:szCs w:val="26"/>
+        </w:rPr>
+      </w:pPr>
+      <w:r>
+        <w:rPr>
+          <w:rFonts w:cs="Times New Roman"/>
+          <w:szCs w:val="26"/>
+        </w:rPr>
+        <w:t xml:space="preserve">     ) DEFAULT 'CHO_BAO_TRI',</w:t>
+      </w:r>
+    </w:p>
+    <w:p>
+      <w:pPr>
+        <w:pStyle w:val="ListParagraph"/>
+        <w:rPr>
+          <w:rFonts w:cs="Times New Roman"/>
+          <w:szCs w:val="26"/>
+        </w:rPr>
+      </w:pPr>
+    </w:p>
+    <w:p>
+      <w:pPr>
+        <w:pStyle w:val="ListParagraph"/>
+        <w:rPr>
+          <w:rFonts w:cs="Times New Roman"/>
+          <w:szCs w:val="26"/>
+        </w:rPr>
+      </w:pPr>
+      <w:r>
+        <w:rPr>
+          <w:rFonts w:cs="Times New Roman"/>
+          <w:szCs w:val="26"/>
+        </w:rPr>
+        <w:t xml:space="preserve">    CONSTRAINT fk_bt_xe</w:t>
+      </w:r>
+    </w:p>
+    <w:p>
+      <w:pPr>
+        <w:pStyle w:val="ListParagraph"/>
+        <w:rPr>
+          <w:rFonts w:cs="Times New Roman"/>
+          <w:szCs w:val="26"/>
+        </w:rPr>
+      </w:pPr>
+      <w:r>
+        <w:rPr>
+          <w:rFonts w:cs="Times New Roman"/>
+          <w:szCs w:val="26"/>
+        </w:rPr>
+        <w:t xml:space="preserve">        FOREIGN KEY (maXe)</w:t>
+      </w:r>
+    </w:p>
+    <w:p>
+      <w:pPr>
+        <w:pStyle w:val="ListParagraph"/>
+        <w:rPr>
+          <w:rFonts w:cs="Times New Roman"/>
+          <w:szCs w:val="26"/>
+        </w:rPr>
+      </w:pPr>
+      <w:r>
+        <w:rPr>
+          <w:rFonts w:cs="Times New Roman"/>
+          <w:szCs w:val="26"/>
+        </w:rPr>
+        <w:t xml:space="preserve">        REFERENCES XE(maXe)</w:t>
+      </w:r>
+    </w:p>
+    <w:p>
+      <w:pPr>
+        <w:pStyle w:val="ListParagraph"/>
+        <w:rPr>
+          <w:rFonts w:cs="Times New Roman"/>
+          <w:szCs w:val="26"/>
+        </w:rPr>
+      </w:pPr>
+      <w:r>
+        <w:rPr>
+          <w:rFonts w:cs="Times New Roman"/>
+          <w:szCs w:val="26"/>
+        </w:rPr>
+        <w:t xml:space="preserve">        ON UPDATE CASCADE</w:t>
+      </w:r>
+    </w:p>
+    <w:p>
+      <w:pPr>
+        <w:pStyle w:val="ListParagraph"/>
+        <w:rPr>
+          <w:rFonts w:cs="Times New Roman"/>
+          <w:szCs w:val="26"/>
+        </w:rPr>
+      </w:pPr>
+      <w:r>
+        <w:rPr>
+          <w:rFonts w:cs="Times New Roman"/>
+          <w:szCs w:val="26"/>
+        </w:rPr>
+        <w:t xml:space="preserve">        ON DELETE RESTRICT</w:t>
+      </w:r>
+    </w:p>
+    <w:p>
+      <w:pPr>
+        <w:pStyle w:val="ListParagraph"/>
+        <w:rPr>
+          <w:rFonts w:cs="Times New Roman"/>
+          <w:szCs w:val="26"/>
+        </w:rPr>
+      </w:pPr>
+      <w:r>
+        <w:rPr>
+          <w:rFonts w:cs="Times New Roman"/>
+          <w:szCs w:val="26"/>
+        </w:rPr>
+        <w:t>);</w:t>
+      </w:r>
+    </w:p>
+    <w:p>
+      <w:pPr>
+        <w:pStyle w:val="ListParagraph"/>
+        <w:rPr>
+          <w:rFonts w:cs="Times New Roman"/>
+          <w:szCs w:val="26"/>
+        </w:rPr>
+      </w:pPr>
+    </w:p>
+    <w:p>
+      <w:pPr>
+        <w:pStyle w:val="ListParagraph"/>
+        <w:rPr>
+          <w:rFonts w:cs="Times New Roman"/>
+          <w:szCs w:val="26"/>
+        </w:rPr>
+      </w:pPr>
+    </w:p>
+    <w:p>
+      <w:pPr>
+        <w:pStyle w:val="ListParagraph"/>
+        <w:rPr>
+          <w:rFonts w:cs="Times New Roman"/>
+          <w:szCs w:val="26"/>
+        </w:rPr>
+      </w:pPr>
+      <w:r>
+        <w:rPr>
+          <w:rFonts w:cs="Times New Roman"/>
+          <w:szCs w:val="26"/>
+        </w:rPr>
+        <w:t>-- =====================================================</w:t>
+      </w:r>
+    </w:p>
+    <w:p>
+      <w:pPr>
+        <w:pStyle w:val="ListParagraph"/>
+        <w:rPr>
+          <w:rFonts w:cs="Times New Roman"/>
+          <w:szCs w:val="26"/>
+        </w:rPr>
+      </w:pPr>
+      <w:r>
+        <w:rPr>
+          <w:rFonts w:cs="Times New Roman"/>
+          <w:szCs w:val="26"/>
+        </w:rPr>
+        <w:t>-- 8. BẢNG TÌNH TRẠNG KHI TRẢ XE</w:t>
+      </w:r>
+    </w:p>
+    <w:p>
+      <w:pPr>
+        <w:pStyle w:val="ListParagraph"/>
+        <w:rPr>
+          <w:rFonts w:cs="Times New Roman"/>
+          <w:szCs w:val="26"/>
+        </w:rPr>
+      </w:pPr>
+      <w:r>
+        <w:rPr>
+          <w:rFonts w:cs="Times New Roman"/>
+          <w:szCs w:val="26"/>
+        </w:rPr>
+        <w:t>-- =====================================================</w:t>
+      </w:r>
+    </w:p>
+    <w:p>
+      <w:pPr>
+        <w:pStyle w:val="ListParagraph"/>
+        <w:rPr>
+          <w:rFonts w:cs="Times New Roman"/>
+          <w:szCs w:val="26"/>
+        </w:rPr>
+      </w:pPr>
+    </w:p>
+    <w:p>
+      <w:pPr>
+        <w:pStyle w:val="ListParagraph"/>
+        <w:rPr>
+          <w:rFonts w:cs="Times New Roman"/>
+          <w:szCs w:val="26"/>
+        </w:rPr>
+      </w:pPr>
+      <w:r>
+        <w:rPr>
+          <w:rFonts w:cs="Times New Roman"/>
+          <w:szCs w:val="26"/>
+        </w:rPr>
+        <w:t>CREATE TABLE TINH_TRANG_TRA_XE (</w:t>
+      </w:r>
+    </w:p>
+    <w:p>
+      <w:pPr>
+        <w:pStyle w:val="ListParagraph"/>
+        <w:rPr>
+          <w:rFonts w:cs="Times New Roman"/>
+          <w:szCs w:val="26"/>
+        </w:rPr>
+      </w:pPr>
+      <w:r>
+        <w:rPr>
+          <w:rFonts w:cs="Times New Roman"/>
+          <w:szCs w:val="26"/>
+        </w:rPr>
+        <w:t xml:space="preserve">    maTinhTrang INT AUTO_INCREMENT PRIMARY KEY,</w:t>
+      </w:r>
+    </w:p>
+    <w:p>
+      <w:pPr>
+        <w:pStyle w:val="ListParagraph"/>
+        <w:rPr>
+          <w:rFonts w:cs="Times New Roman"/>
+          <w:szCs w:val="26"/>
+        </w:rPr>
+      </w:pPr>
+    </w:p>
+    <w:p>
+      <w:pPr>
+        <w:pStyle w:val="ListParagraph"/>
+        <w:rPr>
+          <w:rFonts w:cs="Times New Roman"/>
+          <w:szCs w:val="26"/>
+        </w:rPr>
+      </w:pPr>
+      <w:r>
+        <w:rPr>
+          <w:rFonts w:cs="Times New Roman"/>
+          <w:szCs w:val="26"/>
+        </w:rPr>
+        <w:t xml:space="preserve">    maHD INT NOT NULL,</w:t>
+      </w:r>
+    </w:p>
+    <w:p>
+      <w:pPr>
+        <w:pStyle w:val="ListParagraph"/>
+        <w:rPr>
+          <w:rFonts w:cs="Times New Roman"/>
+          <w:szCs w:val="26"/>
+        </w:rPr>
+      </w:pPr>
+    </w:p>
+    <w:p>
+      <w:pPr>
+        <w:pStyle w:val="ListParagraph"/>
+        <w:rPr>
+          <w:rFonts w:cs="Times New Roman"/>
+          <w:szCs w:val="26"/>
+        </w:rPr>
+      </w:pPr>
+      <w:r>
+        <w:rPr>
+          <w:rFonts w:cs="Times New Roman"/>
+          <w:szCs w:val="26"/>
+        </w:rPr>
+        <w:t xml:space="preserve">    ngayTra DATETIME NOT NULL DEFAULT CURRENT_TIMESTAMP,</w:t>
+      </w:r>
+    </w:p>
+    <w:p>
+      <w:pPr>
+        <w:pStyle w:val="ListParagraph"/>
+        <w:rPr>
+          <w:rFonts w:cs="Times New Roman"/>
+          <w:szCs w:val="26"/>
+        </w:rPr>
+      </w:pPr>
+      <w:r>
+        <w:rPr>
+          <w:rFonts w:cs="Times New Roman"/>
+          <w:szCs w:val="26"/>
+        </w:rPr>
+        <w:t xml:space="preserve">    tinhTrangXe TEXT,</w:t>
+      </w:r>
+    </w:p>
+    <w:p>
+      <w:pPr>
+        <w:pStyle w:val="ListParagraph"/>
+        <w:rPr>
+          <w:rFonts w:cs="Times New Roman"/>
+          <w:szCs w:val="26"/>
+        </w:rPr>
+      </w:pPr>
+      <w:r>
+        <w:rPr>
+          <w:rFonts w:cs="Times New Roman"/>
+          <w:szCs w:val="26"/>
+        </w:rPr>
+        <w:t xml:space="preserve">    mucNhienLieu INT,</w:t>
+      </w:r>
+    </w:p>
+    <w:p>
+      <w:pPr>
+        <w:pStyle w:val="ListParagraph"/>
+        <w:rPr>
+          <w:rFonts w:cs="Times New Roman"/>
+          <w:szCs w:val="26"/>
+        </w:rPr>
+      </w:pPr>
+      <w:r>
+        <w:rPr>
+          <w:rFonts w:cs="Times New Roman"/>
+          <w:szCs w:val="26"/>
+        </w:rPr>
+        <w:t xml:space="preserve">    soKmThucTe INT,</w:t>
+      </w:r>
+    </w:p>
+    <w:p>
+      <w:pPr>
+        <w:pStyle w:val="ListParagraph"/>
+        <w:rPr>
+          <w:rFonts w:cs="Times New Roman"/>
+          <w:szCs w:val="26"/>
+        </w:rPr>
+      </w:pPr>
+      <w:r>
+        <w:rPr>
+          <w:rFonts w:cs="Times New Roman"/>
+          <w:szCs w:val="26"/>
+        </w:rPr>
+        <w:t xml:space="preserve">    ghiChu TEXT,</w:t>
+      </w:r>
+    </w:p>
+    <w:p>
+      <w:pPr>
+        <w:pStyle w:val="ListParagraph"/>
+        <w:rPr>
+          <w:rFonts w:cs="Times New Roman"/>
+          <w:szCs w:val="26"/>
+        </w:rPr>
+      </w:pPr>
+    </w:p>
+    <w:p>
+      <w:pPr>
+        <w:pStyle w:val="ListParagraph"/>
+        <w:rPr>
+          <w:rFonts w:cs="Times New Roman"/>
+          <w:szCs w:val="26"/>
+        </w:rPr>
+      </w:pPr>
+      <w:r>
+        <w:rPr>
+          <w:rFonts w:cs="Times New Roman"/>
+          <w:szCs w:val="26"/>
+        </w:rPr>
+        <w:t xml:space="preserve">    CONSTRAINT fk_tttx_hopdong</w:t>
+      </w:r>
+    </w:p>
+    <w:p>
+      <w:pPr>
+        <w:pStyle w:val="ListParagraph"/>
+        <w:rPr>
+          <w:rFonts w:cs="Times New Roman"/>
+          <w:szCs w:val="26"/>
+        </w:rPr>
+      </w:pPr>
+      <w:r>
+        <w:rPr>
+          <w:rFonts w:cs="Times New Roman"/>
+          <w:szCs w:val="26"/>
+        </w:rPr>
+        <w:t xml:space="preserve">        FOREIGN KEY (maHD)</w:t>
+      </w:r>
+    </w:p>
+    <w:p>
+      <w:pPr>
+        <w:pStyle w:val="ListParagraph"/>
+        <w:rPr>
+          <w:rFonts w:cs="Times New Roman"/>
+          <w:szCs w:val="26"/>
+        </w:rPr>
+      </w:pPr>
+      <w:r>
+        <w:rPr>
+          <w:rFonts w:cs="Times New Roman"/>
+          <w:szCs w:val="26"/>
+        </w:rPr>
+        <w:t xml:space="preserve">        REFERENCES HOP_DONG(maHD)</w:t>
+      </w:r>
+    </w:p>
+    <w:p>
+      <w:pPr>
+        <w:pStyle w:val="ListParagraph"/>
+        <w:rPr>
+          <w:rFonts w:cs="Times New Roman"/>
+          <w:szCs w:val="26"/>
+        </w:rPr>
+      </w:pPr>
+      <w:r>
+        <w:rPr>
+          <w:rFonts w:cs="Times New Roman"/>
+          <w:szCs w:val="26"/>
+        </w:rPr>
+        <w:t xml:space="preserve">        ON UPDATE CASCADE</w:t>
+      </w:r>
+    </w:p>
+    <w:p>
+      <w:pPr>
+        <w:pStyle w:val="ListParagraph"/>
+        <w:rPr>
+          <w:rFonts w:cs="Times New Roman"/>
+          <w:szCs w:val="26"/>
+        </w:rPr>
+      </w:pPr>
+      <w:r>
+        <w:rPr>
+          <w:rFonts w:cs="Times New Roman"/>
+          <w:szCs w:val="26"/>
+        </w:rPr>
+        <w:t xml:space="preserve">        ON DELETE RESTRICT</w:t>
+      </w:r>
+    </w:p>
+    <w:p>
+      <w:pPr>
+        <w:pStyle w:val="ListParagraph"/>
+        <w:rPr>
+          <w:rFonts w:cs="Times New Roman"/>
+          <w:szCs w:val="26"/>
+        </w:rPr>
+      </w:pPr>
+      <w:r>
+        <w:rPr>
+          <w:rFonts w:cs="Times New Roman"/>
+          <w:szCs w:val="26"/>
+        </w:rPr>
+        <w:t>);</w:t>
+      </w:r>
+    </w:p>
+    <w:p>
+      <w:pPr>
+        <w:pStyle w:val="ListParagraph"/>
+        <w:rPr>
+          <w:rFonts w:cs="Times New Roman"/>
+          <w:szCs w:val="26"/>
+        </w:rPr>
+      </w:pPr>
+    </w:p>
+    <w:p>
+      <w:pPr>
+        <w:pStyle w:val="ListParagraph"/>
+        <w:rPr>
+          <w:rFonts w:cs="Times New Roman"/>
+          <w:szCs w:val="26"/>
+        </w:rPr>
+      </w:pPr>
+      <w:r>
+        <w:rPr>
+          <w:rFonts w:cs="Times New Roman"/>
+          <w:szCs w:val="26"/>
+        </w:rPr>
+        <w:t>-- =====================================================</w:t>
+      </w:r>
+    </w:p>
+    <w:p>
+      <w:pPr>
+        <w:pStyle w:val="ListParagraph"/>
+        <w:rPr>
+          <w:rFonts w:cs="Times New Roman"/>
+          <w:szCs w:val="26"/>
+        </w:rPr>
+      </w:pPr>
+      <w:r>
+        <w:rPr>
+          <w:rFonts w:cs="Times New Roman"/>
+          <w:szCs w:val="26"/>
+        </w:rPr>
+        <w:t>-- Dữ liệu</w:t>
+      </w:r>
+    </w:p>
+    <w:p>
+      <w:pPr>
+        <w:pStyle w:val="ListParagraph"/>
+        <w:rPr>
+          <w:rFonts w:cs="Times New Roman"/>
+          <w:szCs w:val="26"/>
+        </w:rPr>
+      </w:pPr>
+      <w:r>
+        <w:rPr>
+          <w:rFonts w:cs="Times New Roman"/>
+          <w:szCs w:val="26"/>
+        </w:rPr>
+        <w:t>-- =====================================================</w:t>
+      </w:r>
+    </w:p>
+    <w:p>
+      <w:pPr>
+        <w:pStyle w:val="ListParagraph"/>
+        <w:rPr>
+          <w:rFonts w:cs="Times New Roman"/>
+          <w:szCs w:val="26"/>
+        </w:rPr>
+      </w:pPr>
+    </w:p>
+    <w:p>
+      <w:pPr>
+        <w:pStyle w:val="ListParagraph"/>
+        <w:rPr>
+          <w:rFonts w:cs="Times New Roman"/>
+          <w:szCs w:val="26"/>
+        </w:rPr>
+      </w:pPr>
+      <w:r>
+        <w:rPr>
+          <w:rFonts w:cs="Times New Roman"/>
+          <w:szCs w:val="26"/>
+        </w:rPr>
+        <w:t>INSERT INTO nhan_vien (maNV, hoTen, SDT, email) VALUES</w:t>
+      </w:r>
+    </w:p>
+    <w:p>
+      <w:pPr>
+        <w:pStyle w:val="ListParagraph"/>
+        <w:rPr>
+          <w:rFonts w:cs="Times New Roman"/>
+          <w:szCs w:val="26"/>
+        </w:rPr>
+      </w:pPr>
+      <w:r>
+        <w:rPr>
+          <w:rFonts w:cs="Times New Roman"/>
+          <w:szCs w:val="26"/>
+        </w:rPr>
+        <w:t>(1, 'Nguyen Van An', '0905123456', 'an@gmail.com'),</w:t>
+      </w:r>
+    </w:p>
+    <w:p>
+      <w:pPr>
+        <w:pStyle w:val="ListParagraph"/>
+        <w:rPr>
+          <w:rFonts w:cs="Times New Roman"/>
+          <w:szCs w:val="26"/>
+        </w:rPr>
+      </w:pPr>
+      <w:r>
+        <w:rPr>
+          <w:rFonts w:cs="Times New Roman"/>
+          <w:szCs w:val="26"/>
+        </w:rPr>
+        <w:t>(2, 'Tran Thi Binh', '0915234567', 'binh@gmail.com'),</w:t>
+      </w:r>
+    </w:p>
+    <w:p>
+      <w:pPr>
+        <w:pStyle w:val="ListParagraph"/>
+        <w:rPr>
+          <w:rFonts w:cs="Times New Roman"/>
+          <w:szCs w:val="26"/>
+        </w:rPr>
+      </w:pPr>
+      <w:r>
+        <w:rPr>
+          <w:rFonts w:cs="Times New Roman"/>
+          <w:szCs w:val="26"/>
+        </w:rPr>
+        <w:t>(3, 'Le Van Cuong', '0925345678', 'cuong@gmail.com'),</w:t>
+      </w:r>
+    </w:p>
+    <w:p>
+      <w:pPr>
+        <w:pStyle w:val="ListParagraph"/>
+        <w:rPr>
+          <w:rFonts w:cs="Times New Roman"/>
+          <w:szCs w:val="26"/>
+        </w:rPr>
+      </w:pPr>
+      <w:r>
+        <w:rPr>
+          <w:rFonts w:cs="Times New Roman"/>
+          <w:szCs w:val="26"/>
+        </w:rPr>
+        <w:t>(4, 'Pham Thi Dung', '0935456789', 'dung@gmail.com'),</w:t>
+      </w:r>
+    </w:p>
+    <w:p>
+      <w:pPr>
+        <w:pStyle w:val="ListParagraph"/>
+        <w:rPr>
+          <w:rFonts w:cs="Times New Roman"/>
+          <w:szCs w:val="26"/>
+        </w:rPr>
+      </w:pPr>
+      <w:r>
+        <w:rPr>
+          <w:rFonts w:cs="Times New Roman"/>
+          <w:szCs w:val="26"/>
+        </w:rPr>
+        <w:t>(5, 'Hoang Van Nam', '0945567890', 'nam@gmail.com');</w:t>
+      </w:r>
+    </w:p>
+    <w:p>
+      <w:pPr>
+        <w:pStyle w:val="ListParagraph"/>
+        <w:rPr>
+          <w:rFonts w:cs="Times New Roman"/>
+          <w:szCs w:val="26"/>
+        </w:rPr>
+      </w:pPr>
+    </w:p>
+    <w:p>
+      <w:pPr>
+        <w:pStyle w:val="ListParagraph"/>
+        <w:rPr>
+          <w:rFonts w:cs="Times New Roman"/>
+          <w:szCs w:val="26"/>
+        </w:rPr>
+      </w:pPr>
+      <w:r>
+        <w:rPr>
+          <w:rFonts w:cs="Times New Roman"/>
+          <w:szCs w:val="26"/>
+        </w:rPr>
+        <w:t>INSERT INTO khach_hang</w:t>
+      </w:r>
+    </w:p>
+    <w:p>
+      <w:pPr>
+        <w:pStyle w:val="ListParagraph"/>
+        <w:rPr>
+          <w:rFonts w:cs="Times New Roman"/>
+          <w:szCs w:val="26"/>
+        </w:rPr>
+      </w:pPr>
+      <w:r>
+        <w:rPr>
+          <w:rFonts w:cs="Times New Roman"/>
+          <w:szCs w:val="26"/>
+        </w:rPr>
+        <w:t>(maKH, hoTen, SDT, email, CCCD, bangLai, diaChi) VALUES</w:t>
+      </w:r>
+    </w:p>
+    <w:p>
+      <w:pPr>
+        <w:pStyle w:val="ListParagraph"/>
+        <w:rPr>
+          <w:rFonts w:cs="Times New Roman"/>
+          <w:szCs w:val="26"/>
+        </w:rPr>
+      </w:pPr>
+      <w:r>
+        <w:rPr>
+          <w:rFonts w:cs="Times New Roman"/>
+          <w:szCs w:val="26"/>
+        </w:rPr>
+        <w:t>(1, 'Nguyen Minh Anh', '0901111111', 'anh@gmail.com', '201234567890', 'B2', 'Da Nang'),</w:t>
+      </w:r>
+    </w:p>
+    <w:p>
+      <w:pPr>
+        <w:pStyle w:val="ListParagraph"/>
+        <w:rPr>
+          <w:rFonts w:cs="Times New Roman"/>
+          <w:szCs w:val="26"/>
+        </w:rPr>
+      </w:pPr>
+      <w:r>
+        <w:rPr>
+          <w:rFonts w:cs="Times New Roman"/>
+          <w:szCs w:val="26"/>
+        </w:rPr>
+        <w:t>(2, 'Tran Van Binh', '0902222222', 'binhkh@gmail.com', '201234567891', 'B2', 'Quang Nam'),</w:t>
+      </w:r>
+    </w:p>
+    <w:p>
+      <w:pPr>
+        <w:pStyle w:val="ListParagraph"/>
+        <w:rPr>
+          <w:rFonts w:cs="Times New Roman"/>
+          <w:szCs w:val="26"/>
+        </w:rPr>
+      </w:pPr>
+      <w:r>
+        <w:rPr>
+          <w:rFonts w:cs="Times New Roman"/>
+          <w:szCs w:val="26"/>
+        </w:rPr>
+        <w:t>(3, 'Le Thi Hoa', '0903333333', 'hoa@gmail.com', '201234567892', 'B1', 'Hue'),</w:t>
+      </w:r>
+    </w:p>
+    <w:p>
+      <w:pPr>
+        <w:pStyle w:val="ListParagraph"/>
+        <w:rPr>
+          <w:rFonts w:cs="Times New Roman"/>
+          <w:szCs w:val="26"/>
+        </w:rPr>
+      </w:pPr>
+      <w:r>
+        <w:rPr>
+          <w:rFonts w:cs="Times New Roman"/>
+          <w:szCs w:val="26"/>
+        </w:rPr>
+        <w:t>(4, 'Pham Van Long', '0904444444', 'long@gmail.com', '201234567893', 'B2', 'Da Nang'),</w:t>
+      </w:r>
+    </w:p>
+    <w:p>
+      <w:pPr>
+        <w:pStyle w:val="ListParagraph"/>
+        <w:rPr>
+          <w:rFonts w:cs="Times New Roman"/>
+          <w:szCs w:val="26"/>
+        </w:rPr>
+      </w:pPr>
+      <w:r>
+        <w:rPr>
+          <w:rFonts w:cs="Times New Roman"/>
+          <w:szCs w:val="26"/>
+        </w:rPr>
+        <w:t>(5, 'Hoang Thi Mai', '0905555555', 'mai@gmail.com', '201234567894', 'B1', 'Quang Ngai');</w:t>
+      </w:r>
+    </w:p>
+    <w:p>
+      <w:pPr>
+        <w:pStyle w:val="ListParagraph"/>
+        <w:rPr>
+          <w:rFonts w:cs="Times New Roman"/>
+          <w:szCs w:val="26"/>
+        </w:rPr>
+      </w:pPr>
+    </w:p>
+    <w:p>
+      <w:pPr>
+        <w:pStyle w:val="ListParagraph"/>
+        <w:rPr>
+          <w:rFonts w:cs="Times New Roman"/>
+          <w:szCs w:val="26"/>
+        </w:rPr>
+      </w:pPr>
+      <w:r>
+        <w:rPr>
+          <w:rFonts w:cs="Times New Roman"/>
+          <w:szCs w:val="26"/>
+        </w:rPr>
+        <w:t>INSERT INTO loai_xe (maLoaiXe, tenLoaiXe, hangXe) VALUES</w:t>
+      </w:r>
+    </w:p>
+    <w:p>
+      <w:pPr>
+        <w:pStyle w:val="ListParagraph"/>
+        <w:rPr>
+          <w:rFonts w:cs="Times New Roman"/>
+          <w:szCs w:val="26"/>
+        </w:rPr>
+      </w:pPr>
+      <w:r>
+        <w:rPr>
+          <w:rFonts w:cs="Times New Roman"/>
+          <w:szCs w:val="26"/>
+        </w:rPr>
+        <w:t>(1, 'Xe 4 cho', 'Toyota'),</w:t>
+      </w:r>
+    </w:p>
+    <w:p>
+      <w:pPr>
+        <w:pStyle w:val="ListParagraph"/>
+        <w:rPr>
+          <w:rFonts w:cs="Times New Roman"/>
+          <w:szCs w:val="26"/>
+        </w:rPr>
+      </w:pPr>
+      <w:r>
+        <w:rPr>
+          <w:rFonts w:cs="Times New Roman"/>
+          <w:szCs w:val="26"/>
+        </w:rPr>
+        <w:t>(2, 'Xe 5 cho', 'Honda'),</w:t>
+      </w:r>
+    </w:p>
+    <w:p>
+      <w:pPr>
+        <w:pStyle w:val="ListParagraph"/>
+        <w:rPr>
+          <w:rFonts w:cs="Times New Roman"/>
+          <w:szCs w:val="26"/>
+        </w:rPr>
+      </w:pPr>
+      <w:r>
+        <w:rPr>
+          <w:rFonts w:cs="Times New Roman"/>
+          <w:szCs w:val="26"/>
+        </w:rPr>
+        <w:t>(3, 'Xe 7 cho', 'Mitsubishi'),</w:t>
+      </w:r>
+    </w:p>
+    <w:p>
+      <w:pPr>
+        <w:pStyle w:val="ListParagraph"/>
+        <w:rPr>
+          <w:rFonts w:cs="Times New Roman"/>
+          <w:szCs w:val="26"/>
+        </w:rPr>
+      </w:pPr>
+      <w:r>
+        <w:rPr>
+          <w:rFonts w:cs="Times New Roman"/>
+          <w:szCs w:val="26"/>
+        </w:rPr>
+        <w:t>(4, 'Xe SUV', 'Hyundai'),</w:t>
+      </w:r>
+    </w:p>
+    <w:p>
+      <w:pPr>
+        <w:pStyle w:val="ListParagraph"/>
+        <w:rPr>
+          <w:rFonts w:cs="Times New Roman"/>
+          <w:szCs w:val="26"/>
+        </w:rPr>
+      </w:pPr>
+      <w:r>
+        <w:rPr>
+          <w:rFonts w:cs="Times New Roman"/>
+          <w:szCs w:val="26"/>
+        </w:rPr>
+        <w:t>(5, 'Xe Sedan', 'Mazda');</w:t>
+      </w:r>
+    </w:p>
+    <w:p>
+      <w:pPr>
+        <w:pStyle w:val="ListParagraph"/>
+        <w:rPr>
+          <w:rFonts w:cs="Times New Roman"/>
+          <w:szCs w:val="26"/>
+        </w:rPr>
+      </w:pPr>
+    </w:p>
+    <w:p>
+      <w:pPr>
+        <w:pStyle w:val="ListParagraph"/>
+        <w:rPr>
+          <w:rFonts w:cs="Times New Roman"/>
+          <w:szCs w:val="26"/>
+        </w:rPr>
+      </w:pPr>
+      <w:r>
+        <w:rPr>
+          <w:rFonts w:cs="Times New Roman"/>
+          <w:szCs w:val="26"/>
+        </w:rPr>
+        <w:t>INSERT INTO xe</w:t>
+      </w:r>
+    </w:p>
+    <w:p>
+      <w:pPr>
+        <w:pStyle w:val="ListParagraph"/>
+        <w:rPr>
+          <w:rFonts w:cs="Times New Roman"/>
+          <w:szCs w:val="26"/>
+        </w:rPr>
+      </w:pPr>
+      <w:r>
+        <w:rPr>
+          <w:rFonts w:cs="Times New Roman"/>
+          <w:szCs w:val="26"/>
+        </w:rPr>
+        <w:t>(maXe, maLoaiXe, bienSoXe, mauXe, soKmDaChay, trangThai, soCho)</w:t>
+      </w:r>
+    </w:p>
+    <w:p>
+      <w:pPr>
+        <w:pStyle w:val="ListParagraph"/>
+        <w:rPr>
+          <w:rFonts w:cs="Times New Roman"/>
+          <w:szCs w:val="26"/>
+        </w:rPr>
+      </w:pPr>
+      <w:r>
+        <w:rPr>
+          <w:rFonts w:cs="Times New Roman"/>
+          <w:szCs w:val="26"/>
+        </w:rPr>
+        <w:t>VALUES</w:t>
+      </w:r>
+    </w:p>
+    <w:p>
+      <w:pPr>
+        <w:pStyle w:val="ListParagraph"/>
+        <w:rPr>
+          <w:rFonts w:cs="Times New Roman"/>
+          <w:szCs w:val="26"/>
+        </w:rPr>
+      </w:pPr>
+      <w:r>
+        <w:rPr>
+          <w:rFonts w:cs="Times New Roman"/>
+          <w:szCs w:val="26"/>
+        </w:rPr>
+        <w:t>(1, 1, '43A-12345', 'Trang', 25000, 'SAN_SANG', 4),</w:t>
+      </w:r>
+    </w:p>
+    <w:p>
+      <w:pPr>
+        <w:pStyle w:val="ListParagraph"/>
+        <w:rPr>
+          <w:rFonts w:cs="Times New Roman"/>
+          <w:szCs w:val="26"/>
+        </w:rPr>
+      </w:pPr>
+      <w:r>
+        <w:rPr>
+          <w:rFonts w:cs="Times New Roman"/>
+          <w:szCs w:val="26"/>
+        </w:rPr>
+        <w:t>(2, 2, '43A-23456', 'Den', 18000, 'DANG_THUE', 5),</w:t>
+      </w:r>
+    </w:p>
+    <w:p>
+      <w:pPr>
+        <w:pStyle w:val="ListParagraph"/>
+        <w:rPr>
+          <w:rFonts w:cs="Times New Roman"/>
+          <w:szCs w:val="26"/>
+        </w:rPr>
+      </w:pPr>
+      <w:r>
+        <w:rPr>
+          <w:rFonts w:cs="Times New Roman"/>
+          <w:szCs w:val="26"/>
+        </w:rPr>
+        <w:t>(3, 3, '43A-34567', 'Xam', 32000, 'SAN_SANG', 7),</w:t>
+      </w:r>
+    </w:p>
+    <w:p>
+      <w:pPr>
+        <w:pStyle w:val="ListParagraph"/>
+        <w:rPr>
+          <w:rFonts w:cs="Times New Roman"/>
+          <w:szCs w:val="26"/>
+        </w:rPr>
+      </w:pPr>
+      <w:r>
+        <w:rPr>
+          <w:rFonts w:cs="Times New Roman"/>
+          <w:szCs w:val="26"/>
+        </w:rPr>
+        <w:t>(4, 4, '43A-45678', 'Do', 15000, 'DANG_BAO_TRI', 7),</w:t>
+      </w:r>
+    </w:p>
+    <w:p>
+      <w:pPr>
+        <w:pStyle w:val="ListParagraph"/>
+        <w:rPr>
+          <w:rFonts w:cs="Times New Roman"/>
+          <w:szCs w:val="26"/>
+        </w:rPr>
+      </w:pPr>
+      <w:r>
+        <w:rPr>
+          <w:rFonts w:cs="Times New Roman"/>
+          <w:szCs w:val="26"/>
+        </w:rPr>
+        <w:t>(5, 5, '43A-56789', 'Xanh', 22000, 'SAN_SANG', 5),</w:t>
+      </w:r>
+    </w:p>
+    <w:p>
+      <w:pPr>
+        <w:pStyle w:val="ListParagraph"/>
+        <w:rPr>
+          <w:rFonts w:cs="Times New Roman"/>
+          <w:szCs w:val="26"/>
+        </w:rPr>
+      </w:pPr>
+      <w:r>
+        <w:rPr>
+          <w:rFonts w:cs="Times New Roman"/>
+          <w:szCs w:val="26"/>
+        </w:rPr>
+        <w:t>(6, 1, '43A-67890', 'Bac', 28000, 'SAN_SANG', 4),</w:t>
+      </w:r>
+    </w:p>
+    <w:p>
+      <w:pPr>
+        <w:pStyle w:val="ListParagraph"/>
+        <w:rPr>
+          <w:rFonts w:cs="Times New Roman"/>
+          <w:szCs w:val="26"/>
+        </w:rPr>
+      </w:pPr>
+      <w:r>
+        <w:rPr>
+          <w:rFonts w:cs="Times New Roman"/>
+          <w:szCs w:val="26"/>
+        </w:rPr>
+        <w:t>(7, 2, '43A-78901', 'Trang', 12000, 'DANG_THUE', 5),</w:t>
+      </w:r>
+    </w:p>
+    <w:p>
+      <w:pPr>
+        <w:pStyle w:val="ListParagraph"/>
+        <w:rPr>
+          <w:rFonts w:cs="Times New Roman"/>
+          <w:szCs w:val="26"/>
+        </w:rPr>
+      </w:pPr>
+      <w:r>
+        <w:rPr>
+          <w:rFonts w:cs="Times New Roman"/>
+          <w:szCs w:val="26"/>
+        </w:rPr>
+        <w:t>(8, 3, '43A-89012', 'Den', 35000, 'SAN_SANG', 7);</w:t>
+      </w:r>
+    </w:p>
+    <w:p>
+      <w:pPr>
+        <w:pStyle w:val="ListParagraph"/>
+        <w:rPr>
+          <w:rFonts w:cs="Times New Roman"/>
+          <w:szCs w:val="26"/>
+        </w:rPr>
+      </w:pPr>
+    </w:p>
+    <w:p>
+      <w:pPr>
+        <w:pStyle w:val="ListParagraph"/>
+        <w:rPr>
+          <w:rFonts w:cs="Times New Roman"/>
+          <w:szCs w:val="26"/>
+        </w:rPr>
+      </w:pPr>
+      <w:r>
+        <w:rPr>
+          <w:rFonts w:cs="Times New Roman"/>
+          <w:szCs w:val="26"/>
+        </w:rPr>
+        <w:t>INSERT INTO hop_dong</w:t>
+      </w:r>
+    </w:p>
+    <w:p>
+      <w:pPr>
+        <w:pStyle w:val="ListParagraph"/>
+        <w:rPr>
+          <w:rFonts w:cs="Times New Roman"/>
+          <w:szCs w:val="26"/>
+        </w:rPr>
+      </w:pPr>
+      <w:r>
+        <w:rPr>
+          <w:rFonts w:cs="Times New Roman"/>
+          <w:szCs w:val="26"/>
+        </w:rPr>
+        <w:t>(maHD, maKH, maXe, maNV, ngayThue, ngayTra, ngayTraThucTe, tienThue, trangThai)</w:t>
+      </w:r>
+    </w:p>
+    <w:p>
+      <w:pPr>
+        <w:pStyle w:val="ListParagraph"/>
+        <w:rPr>
+          <w:rFonts w:cs="Times New Roman"/>
+          <w:szCs w:val="26"/>
+        </w:rPr>
+      </w:pPr>
+      <w:r>
+        <w:rPr>
+          <w:rFonts w:cs="Times New Roman"/>
+          <w:szCs w:val="26"/>
+        </w:rPr>
+        <w:t>VALUES</w:t>
+      </w:r>
+    </w:p>
+    <w:p>
+      <w:pPr>
+        <w:pStyle w:val="ListParagraph"/>
+        <w:rPr>
+          <w:rFonts w:cs="Times New Roman"/>
+          <w:szCs w:val="26"/>
+        </w:rPr>
+      </w:pPr>
+      <w:r>
+        <w:rPr>
+          <w:rFonts w:cs="Times New Roman"/>
+          <w:szCs w:val="26"/>
+        </w:rPr>
+        <w:t>(1, 1, 2, 1, '2026-09-01', '2026-09-05', '2026-09-05', 2000000, 'DA_TRA'),</w:t>
+      </w:r>
+    </w:p>
+    <w:p>
+      <w:pPr>
+        <w:pStyle w:val="ListParagraph"/>
+        <w:rPr>
+          <w:rFonts w:cs="Times New Roman"/>
+          <w:szCs w:val="26"/>
+        </w:rPr>
+      </w:pPr>
+      <w:r>
+        <w:rPr>
+          <w:rFonts w:cs="Times New Roman"/>
+          <w:szCs w:val="26"/>
+        </w:rPr>
+        <w:t>(2, 2, 3, 2, '2026-09-03', '2026-09-07', '2026-09-07', 2800000, 'DA_TRA'),</w:t>
+      </w:r>
+    </w:p>
+    <w:p>
+      <w:pPr>
+        <w:pStyle w:val="ListParagraph"/>
+        <w:rPr>
+          <w:rFonts w:cs="Times New Roman"/>
+          <w:szCs w:val="26"/>
+        </w:rPr>
+      </w:pPr>
+      <w:r>
+        <w:rPr>
+          <w:rFonts w:cs="Times New Roman"/>
+          <w:szCs w:val="26"/>
+        </w:rPr>
+        <w:t>(3, 3, 1, 3, '2026-09-05', '2026-09-08', '2026-09-08', 1500000, 'DA_TRA'),</w:t>
+      </w:r>
+    </w:p>
+    <w:p>
+      <w:pPr>
+        <w:pStyle w:val="ListParagraph"/>
+        <w:rPr>
+          <w:rFonts w:cs="Times New Roman"/>
+          <w:szCs w:val="26"/>
+        </w:rPr>
+      </w:pPr>
+      <w:r>
+        <w:rPr>
+          <w:rFonts w:cs="Times New Roman"/>
+          <w:szCs w:val="26"/>
+        </w:rPr>
+        <w:t>(4, 4, 5, 4, '2026-09-08', '2026-09-12', '2026-09-12', 2200000, 'DA_TRA'),</w:t>
+      </w:r>
+    </w:p>
+    <w:p>
+      <w:pPr>
+        <w:pStyle w:val="ListParagraph"/>
+        <w:rPr>
+          <w:rFonts w:cs="Times New Roman"/>
+          <w:szCs w:val="26"/>
+        </w:rPr>
+      </w:pPr>
+      <w:r>
+        <w:rPr>
+          <w:rFonts w:cs="Times New Roman"/>
+          <w:szCs w:val="26"/>
+        </w:rPr>
+        <w:t>(5, 5, 7, 5, '2026-09-10', '2026-09-15', '2026-09-15', 2500000, 'DA_TRA'),</w:t>
+      </w:r>
+    </w:p>
+    <w:p>
+      <w:pPr>
+        <w:pStyle w:val="ListParagraph"/>
+        <w:rPr>
+          <w:rFonts w:cs="Times New Roman"/>
+          <w:szCs w:val="26"/>
+        </w:rPr>
+      </w:pPr>
+      <w:r>
+        <w:rPr>
+          <w:rFonts w:cs="Times New Roman"/>
+          <w:szCs w:val="26"/>
+        </w:rPr>
+        <w:t>(6, 1, 6, 1, '2026-09-15', '2026-09-18', NULL, 1800000, 'DANG_THUE'),</w:t>
+      </w:r>
+    </w:p>
+    <w:p>
+      <w:pPr>
+        <w:pStyle w:val="ListParagraph"/>
+        <w:rPr>
+          <w:rFonts w:cs="Times New Roman"/>
+          <w:szCs w:val="26"/>
+        </w:rPr>
+      </w:pPr>
+      <w:r>
+        <w:rPr>
+          <w:rFonts w:cs="Times New Roman"/>
+          <w:szCs w:val="26"/>
+        </w:rPr>
+        <w:t>(7, 2, 3, 2, '2026-09-20', '2026-09-25', NULL, 3500000, 'DANG_THUE'),</w:t>
+      </w:r>
+    </w:p>
+    <w:p>
+      <w:pPr>
+        <w:pStyle w:val="ListParagraph"/>
+        <w:rPr>
+          <w:rFonts w:cs="Times New Roman"/>
+          <w:szCs w:val="26"/>
+        </w:rPr>
+      </w:pPr>
+      <w:r>
+        <w:rPr>
+          <w:rFonts w:cs="Times New Roman"/>
+          <w:szCs w:val="26"/>
+        </w:rPr>
+        <w:t>(8, 4, 8, 3, '2026-09-22', '2026-09-27', NULL, 3200000, 'DANG_THUE');</w:t>
+      </w:r>
+    </w:p>
+    <w:p>
+      <w:pPr>
+        <w:pStyle w:val="ListParagraph"/>
+        <w:rPr>
+          <w:rFonts w:cs="Times New Roman"/>
+          <w:szCs w:val="26"/>
+        </w:rPr>
+      </w:pPr>
+    </w:p>
+    <w:p>
+      <w:pPr>
+        <w:pStyle w:val="ListParagraph"/>
+        <w:rPr>
+          <w:rFonts w:cs="Times New Roman"/>
+          <w:szCs w:val="26"/>
+        </w:rPr>
+      </w:pPr>
+      <w:r>
+        <w:rPr>
+          <w:rFonts w:cs="Times New Roman"/>
+          <w:szCs w:val="26"/>
+        </w:rPr>
+        <w:t>INSERT INTO thanh_toan</w:t>
+      </w:r>
+    </w:p>
+    <w:p>
+      <w:pPr>
+        <w:pStyle w:val="ListParagraph"/>
+        <w:rPr>
+          <w:rFonts w:cs="Times New Roman"/>
+          <w:szCs w:val="26"/>
+        </w:rPr>
+      </w:pPr>
+      <w:r>
+        <w:rPr>
+          <w:rFonts w:cs="Times New Roman"/>
+          <w:szCs w:val="26"/>
+        </w:rPr>
+        <w:t>(maTT, maHD, soTien, phuongThuc, ngayTT)</w:t>
+      </w:r>
+    </w:p>
+    <w:p>
+      <w:pPr>
+        <w:pStyle w:val="ListParagraph"/>
+        <w:rPr>
+          <w:rFonts w:cs="Times New Roman"/>
+          <w:szCs w:val="26"/>
+        </w:rPr>
+      </w:pPr>
+      <w:r>
+        <w:rPr>
+          <w:rFonts w:cs="Times New Roman"/>
+          <w:szCs w:val="26"/>
+        </w:rPr>
+        <w:t>VALUES</w:t>
+      </w:r>
+    </w:p>
+    <w:p>
+      <w:pPr>
+        <w:pStyle w:val="ListParagraph"/>
+        <w:rPr>
+          <w:rFonts w:cs="Times New Roman"/>
+          <w:szCs w:val="26"/>
+        </w:rPr>
+      </w:pPr>
+      <w:r>
+        <w:rPr>
+          <w:rFonts w:cs="Times New Roman"/>
+          <w:szCs w:val="26"/>
+        </w:rPr>
+        <w:lastRenderedPageBreak/>
+        <w:t>(1, 1, 2000000, 'TIEN_MAT', '2026-09-05'),</w:t>
+      </w:r>
+    </w:p>
+    <w:p>
+      <w:pPr>
+        <w:pStyle w:val="ListParagraph"/>
+        <w:rPr>
+          <w:rFonts w:cs="Times New Roman"/>
+          <w:szCs w:val="26"/>
+        </w:rPr>
+      </w:pPr>
+      <w:r>
+        <w:rPr>
+          <w:rFonts w:cs="Times New Roman"/>
+          <w:szCs w:val="26"/>
+        </w:rPr>
+        <w:t>(2, 2, 2800000, 'CHUYEN_KHOAN', '2026-09-07'),</w:t>
+      </w:r>
+    </w:p>
+    <w:p>
+      <w:pPr>
+        <w:pStyle w:val="ListParagraph"/>
+        <w:rPr>
+          <w:rFonts w:cs="Times New Roman"/>
+          <w:szCs w:val="26"/>
+        </w:rPr>
+      </w:pPr>
+      <w:r>
+        <w:rPr>
+          <w:rFonts w:cs="Times New Roman"/>
+          <w:szCs w:val="26"/>
+        </w:rPr>
+        <w:t>(3, 3, 1500000, 'TIEN_MAT', '2026-09-08'),</w:t>
+      </w:r>
+    </w:p>
+    <w:p>
+      <w:pPr>
+        <w:pStyle w:val="ListParagraph"/>
+        <w:rPr>
+          <w:rFonts w:cs="Times New Roman"/>
+          <w:szCs w:val="26"/>
+        </w:rPr>
+      </w:pPr>
+      <w:r>
+        <w:rPr>
+          <w:rFonts w:cs="Times New Roman"/>
+          <w:szCs w:val="26"/>
+        </w:rPr>
+        <w:t>(4, 4, 2200000, 'CHUYEN_KHOAN', '2026-09-12'),</w:t>
+      </w:r>
+    </w:p>
+    <w:p>
+      <w:pPr>
+        <w:pStyle w:val="ListParagraph"/>
+        <w:rPr>
+          <w:rFonts w:cs="Times New Roman"/>
+          <w:szCs w:val="26"/>
+        </w:rPr>
+      </w:pPr>
+      <w:r>
+        <w:rPr>
+          <w:rFonts w:cs="Times New Roman"/>
+          <w:szCs w:val="26"/>
+        </w:rPr>
+        <w:t>(5, 5, 2500000, 'CHUYEN_KHOAN', '2026-09-15'),</w:t>
+      </w:r>
+    </w:p>
+    <w:p>
+      <w:pPr>
+        <w:pStyle w:val="ListParagraph"/>
+        <w:rPr>
+          <w:rFonts w:cs="Times New Roman"/>
+          <w:szCs w:val="26"/>
+        </w:rPr>
+      </w:pPr>
+      <w:r>
+        <w:rPr>
+          <w:rFonts w:cs="Times New Roman"/>
+          <w:szCs w:val="26"/>
+        </w:rPr>
+        <w:t>(6, 6, 1800000, 'CHUYEN_KHOAN', '2026-09-15'),</w:t>
+      </w:r>
+    </w:p>
+    <w:p>
+      <w:pPr>
+        <w:pStyle w:val="ListParagraph"/>
+        <w:rPr>
+          <w:rFonts w:cs="Times New Roman"/>
+          <w:szCs w:val="26"/>
+        </w:rPr>
+      </w:pPr>
+      <w:r>
+        <w:rPr>
+          <w:rFonts w:cs="Times New Roman"/>
+          <w:szCs w:val="26"/>
+        </w:rPr>
+        <w:t>(7, 7, 3500000, 'TIEN_MAT', '2026-09-20'),</w:t>
+      </w:r>
+    </w:p>
+    <w:p>
+      <w:pPr>
+        <w:pStyle w:val="ListParagraph"/>
+        <w:rPr>
+          <w:rFonts w:cs="Times New Roman"/>
+          <w:szCs w:val="26"/>
+        </w:rPr>
+      </w:pPr>
+      <w:r>
+        <w:rPr>
+          <w:rFonts w:cs="Times New Roman"/>
+          <w:szCs w:val="26"/>
+        </w:rPr>
+        <w:t>(8, 8, 3200000, 'CHUYEN_KHOAN', '2026-09-22');</w:t>
+      </w:r>
+    </w:p>
+    <w:p>
+      <w:pPr>
+        <w:pStyle w:val="ListParagraph"/>
+        <w:rPr>
+          <w:rFonts w:cs="Times New Roman"/>
+          <w:szCs w:val="26"/>
+        </w:rPr>
+      </w:pPr>
+    </w:p>
+    <w:p>
+      <w:pPr>
+        <w:pStyle w:val="ListParagraph"/>
+        <w:rPr>
+          <w:rFonts w:cs="Times New Roman"/>
+          <w:szCs w:val="26"/>
+        </w:rPr>
+      </w:pPr>
+      <w:r>
+        <w:rPr>
+          <w:rFonts w:cs="Times New Roman"/>
+          <w:szCs w:val="26"/>
+        </w:rPr>
+        <w:t>INSERT INTO tinh_trang_tra_xe</w:t>
+      </w:r>
+    </w:p>
+    <w:p>
+      <w:pPr>
+        <w:pStyle w:val="ListParagraph"/>
+        <w:rPr>
+          <w:rFonts w:cs="Times New Roman"/>
+          <w:szCs w:val="26"/>
+        </w:rPr>
+      </w:pPr>
+      <w:r>
+        <w:rPr>
+          <w:rFonts w:cs="Times New Roman"/>
+          <w:szCs w:val="26"/>
+        </w:rPr>
+        <w:t>(maTinhTrang, maHD, ngayTra, tinhTrangXe, mucNhienLieu, soKmThucTe, ghiChu)</w:t>
+      </w:r>
+    </w:p>
+    <w:p>
+      <w:pPr>
+        <w:pStyle w:val="ListParagraph"/>
+        <w:rPr>
+          <w:rFonts w:cs="Times New Roman"/>
+          <w:szCs w:val="26"/>
+        </w:rPr>
+      </w:pPr>
+      <w:r>
+        <w:rPr>
+          <w:rFonts w:cs="Times New Roman"/>
+          <w:szCs w:val="26"/>
+        </w:rPr>
+        <w:t>VALUES</w:t>
+      </w:r>
+    </w:p>
+    <w:p>
+      <w:pPr>
+        <w:pStyle w:val="ListParagraph"/>
+        <w:rPr>
+          <w:rFonts w:cs="Times New Roman"/>
+          <w:szCs w:val="26"/>
+        </w:rPr>
+      </w:pPr>
+      <w:r>
+        <w:rPr>
+          <w:rFonts w:cs="Times New Roman"/>
+          <w:szCs w:val="26"/>
+        </w:rPr>
+        <w:t>(1, 1, '2026-09-05', 'Tot', 80, 25300, 'Xe hoat dong binh thuong'),</w:t>
+      </w:r>
+    </w:p>
+    <w:p>
+      <w:pPr>
+        <w:pStyle w:val="ListParagraph"/>
+        <w:rPr>
+          <w:rFonts w:cs="Times New Roman"/>
+          <w:szCs w:val="26"/>
+        </w:rPr>
+      </w:pPr>
+      <w:r>
+        <w:rPr>
+          <w:rFonts w:cs="Times New Roman"/>
+          <w:szCs w:val="26"/>
+        </w:rPr>
+        <w:t>(2, 2, '2026-09-07', 'Tot', 70, 32600, 'Khong co hu hong'),</w:t>
+      </w:r>
+    </w:p>
+    <w:p>
+      <w:pPr>
+        <w:pStyle w:val="ListParagraph"/>
+        <w:rPr>
+          <w:rFonts w:cs="Times New Roman"/>
+          <w:szCs w:val="26"/>
+        </w:rPr>
+      </w:pPr>
+      <w:r>
+        <w:rPr>
+          <w:rFonts w:cs="Times New Roman"/>
+          <w:szCs w:val="26"/>
+        </w:rPr>
+        <w:t>(3, 3, '2026-09-08', 'Tot', 75, 25400, 'Xe sach se'),</w:t>
+      </w:r>
+    </w:p>
+    <w:p>
+      <w:pPr>
+        <w:pStyle w:val="ListParagraph"/>
+        <w:rPr>
+          <w:rFonts w:cs="Times New Roman"/>
+          <w:szCs w:val="26"/>
+        </w:rPr>
+      </w:pPr>
+      <w:r>
+        <w:rPr>
+          <w:rFonts w:cs="Times New Roman"/>
+          <w:szCs w:val="26"/>
+        </w:rPr>
+        <w:t>(4, 4, '2026-09-12', 'Tot', 60, 22500, 'Khong co van de'),</w:t>
+      </w:r>
+    </w:p>
+    <w:p>
+      <w:pPr>
+        <w:pStyle w:val="ListParagraph"/>
+        <w:rPr>
+          <w:rFonts w:cs="Times New Roman"/>
+          <w:szCs w:val="26"/>
+        </w:rPr>
+      </w:pPr>
+      <w:r>
+        <w:rPr>
+          <w:rFonts w:cs="Times New Roman"/>
+          <w:szCs w:val="26"/>
+        </w:rPr>
+        <w:t>(5, 5, '2026-09-15', 'Kha', 50, 12800, 'Xuat hien vet xuoc nho'),</w:t>
+      </w:r>
+    </w:p>
+    <w:p>
+      <w:pPr>
+        <w:pStyle w:val="ListParagraph"/>
+        <w:rPr>
+          <w:rFonts w:cs="Times New Roman"/>
+          <w:szCs w:val="26"/>
+        </w:rPr>
+      </w:pPr>
+      <w:r>
+        <w:rPr>
+          <w:rFonts w:cs="Times New Roman"/>
+          <w:szCs w:val="26"/>
+        </w:rPr>
+        <w:t>(6, 6, '2026-09-18', 'Tot', 70, 28600, 'Xe binh thuong'),</w:t>
+      </w:r>
+    </w:p>
+    <w:p>
+      <w:pPr>
+        <w:pStyle w:val="ListParagraph"/>
+        <w:rPr>
+          <w:rFonts w:cs="Times New Roman"/>
+          <w:szCs w:val="26"/>
+        </w:rPr>
+      </w:pPr>
+      <w:r>
+        <w:rPr>
+          <w:rFonts w:cs="Times New Roman"/>
+          <w:szCs w:val="26"/>
+        </w:rPr>
+        <w:t>(7, 7, '2026-09-25', 'Tot', 65, 33800, 'Khong co hu hong'),</w:t>
+      </w:r>
+    </w:p>
+    <w:p>
+      <w:pPr>
+        <w:pStyle w:val="ListParagraph"/>
+        <w:rPr>
+          <w:rFonts w:cs="Times New Roman"/>
+          <w:szCs w:val="26"/>
+        </w:rPr>
+      </w:pPr>
+      <w:r>
+        <w:rPr>
+          <w:rFonts w:cs="Times New Roman"/>
+          <w:szCs w:val="26"/>
+        </w:rPr>
+        <w:t>(8, 8, '2026-09-27', 'Kha', 55, 36200, 'Can kiem tra lop xe');</w:t>
+      </w:r>
+    </w:p>
+    <w:p>
+      <w:pPr>
+        <w:pStyle w:val="ListParagraph"/>
+        <w:rPr>
+          <w:rFonts w:cs="Times New Roman"/>
+          <w:szCs w:val="26"/>
+        </w:rPr>
+      </w:pPr>
+    </w:p>
+    <w:p>
+      <w:pPr>
+        <w:pStyle w:val="ListParagraph"/>
+        <w:rPr>
+          <w:rFonts w:cs="Times New Roman"/>
+          <w:szCs w:val="26"/>
+        </w:rPr>
+      </w:pPr>
+      <w:r>
+        <w:rPr>
+          <w:rFonts w:cs="Times New Roman"/>
+          <w:szCs w:val="26"/>
+        </w:rPr>
+        <w:t>INSERT INTO bao_tri</w:t>
+      </w:r>
+    </w:p>
+    <w:p>
+      <w:pPr>
+        <w:pStyle w:val="ListParagraph"/>
+        <w:rPr>
+          <w:rFonts w:cs="Times New Roman"/>
+          <w:szCs w:val="26"/>
+        </w:rPr>
+      </w:pPr>
+      <w:r>
+        <w:rPr>
+          <w:rFonts w:cs="Times New Roman"/>
+          <w:szCs w:val="26"/>
+        </w:rPr>
+        <w:t>(maBT, maXe, noiDung, ngayBatDau, ngayKetThuc, chiPhi, trangThai)</w:t>
+      </w:r>
+    </w:p>
+    <w:p>
+      <w:pPr>
+        <w:pStyle w:val="ListParagraph"/>
+        <w:rPr>
+          <w:rFonts w:cs="Times New Roman"/>
+          <w:szCs w:val="26"/>
+        </w:rPr>
+      </w:pPr>
+      <w:r>
+        <w:rPr>
+          <w:rFonts w:cs="Times New Roman"/>
+          <w:szCs w:val="26"/>
+        </w:rPr>
+        <w:t>VALUES</w:t>
+      </w:r>
+    </w:p>
+    <w:p>
+      <w:pPr>
+        <w:pStyle w:val="ListParagraph"/>
+        <w:rPr>
+          <w:rFonts w:cs="Times New Roman"/>
+          <w:szCs w:val="26"/>
+        </w:rPr>
+      </w:pPr>
+      <w:r>
+        <w:rPr>
+          <w:rFonts w:cs="Times New Roman"/>
+          <w:szCs w:val="26"/>
+        </w:rPr>
+        <w:t>(1, 4, 'Thay dau dong co', '2026-09-02', '2026-09-03', 800000, 'DA_HOAN_THANH'),</w:t>
+      </w:r>
+    </w:p>
+    <w:p>
+      <w:pPr>
+        <w:pStyle w:val="ListParagraph"/>
+        <w:rPr>
+          <w:rFonts w:cs="Times New Roman"/>
+          <w:szCs w:val="26"/>
+        </w:rPr>
+      </w:pPr>
+      <w:r>
+        <w:rPr>
+          <w:rFonts w:cs="Times New Roman"/>
+          <w:szCs w:val="26"/>
+        </w:rPr>
+        <w:t>(2, 1, 'Kiem tra phanh', '2026-08-20', '2026-08-21', 500000, 'DA_HOAN_THANH'),</w:t>
+      </w:r>
+    </w:p>
+    <w:p>
+      <w:pPr>
+        <w:pStyle w:val="ListParagraph"/>
+        <w:rPr>
+          <w:rFonts w:cs="Times New Roman"/>
+          <w:szCs w:val="26"/>
+        </w:rPr>
+      </w:pPr>
+      <w:r>
+        <w:rPr>
+          <w:rFonts w:cs="Times New Roman"/>
+          <w:szCs w:val="26"/>
+        </w:rPr>
+        <w:t>(3, 3, 'Thay lop xe', '2026-08-25', '2026-08-26', 2500000, 'DA_HOAN_THANH'),</w:t>
+      </w:r>
+    </w:p>
+    <w:p>
+      <w:pPr>
+        <w:pStyle w:val="ListParagraph"/>
+        <w:rPr>
+          <w:rFonts w:cs="Times New Roman"/>
+          <w:szCs w:val="26"/>
+        </w:rPr>
+      </w:pPr>
+      <w:r>
+        <w:rPr>
+          <w:rFonts w:cs="Times New Roman"/>
+          <w:szCs w:val="26"/>
+        </w:rPr>
+        <w:t>(4, 5, 'Bao duong dinh ky', '2026-09-16', '2026-09-17', 1200000, 'DA_HOAN_THANH'),</w:t>
+      </w:r>
+    </w:p>
+    <w:p>
+      <w:pPr>
+        <w:pStyle w:val="ListParagraph"/>
+        <w:rPr>
+          <w:rFonts w:cs="Times New Roman"/>
+          <w:szCs w:val="26"/>
+        </w:rPr>
+      </w:pPr>
+      <w:r>
+        <w:rPr>
+          <w:rFonts w:cs="Times New Roman"/>
+          <w:szCs w:val="26"/>
+        </w:rPr>
+        <w:t>(5, 7, 'Kiem tra dong co', '2026-09-18', '2026-09-19', 600000, 'DA_HOAN_THANH'),</w:t>
+      </w:r>
+    </w:p>
+    <w:p>
+      <w:pPr>
+        <w:pStyle w:val="ListParagraph"/>
+        <w:rPr>
+          <w:rFonts w:cs="Times New Roman"/>
+          <w:szCs w:val="26"/>
+        </w:rPr>
+      </w:pPr>
+      <w:r>
+        <w:rPr>
+          <w:rFonts w:cs="Times New Roman"/>
+          <w:szCs w:val="26"/>
+        </w:rPr>
+        <w:lastRenderedPageBreak/>
+        <w:t>(6, 2, 'Thay loc gio', '2026-08-28', '2026-08-28', 350000, 'DA_HOAN_THANH'),</w:t>
+      </w:r>
+    </w:p>
+    <w:p>
+      <w:pPr>
+        <w:pStyle w:val="ListParagraph"/>
+        <w:rPr>
+          <w:rFonts w:cs="Times New Roman"/>
+          <w:szCs w:val="26"/>
+        </w:rPr>
+      </w:pPr>
+      <w:r>
+        <w:rPr>
+          <w:rFonts w:cs="Times New Roman"/>
+          <w:szCs w:val="26"/>
+        </w:rPr>
+        <w:t>(7, 6, 'Kiem tra ac quy', '2026-09-10', '2026-09-10', 400000, 'DA_HOAN_THANH'),</w:t>
+      </w:r>
+    </w:p>
+    <w:p>
+      <w:pPr>
+        <w:pStyle w:val="ListParagraph"/>
+        <w:rPr>
+          <w:rFonts w:cs="Times New Roman"/>
+          <w:szCs w:val="26"/>
+        </w:rPr>
+      </w:pPr>
+      <w:r>
+        <w:rPr>
+          <w:rFonts w:cs="Times New Roman"/>
+          <w:szCs w:val="26"/>
+        </w:rPr>
+        <w:t>(8, 8, 'Bao duong tong quat', '2026-09-28', NULL, 1000000, 'DANG_BAO_TRI');</w:t>
+      </w:r>
     </w:p>
     <w:sectPr>
       <w:pgSz w:w="11907" w:h="16840" w:code="9"/>
